--- a/por/docx/014.content.docx
+++ b/por/docx/014.content.docx
@@ -19,7 +19,7 @@
         <w:rPr>
           <w:lang w:val="pt_PT" w:bidi="pt_PT"/>
         </w:rPr>
-        <w:t>Resource: Tyndale Open Study Notes</w:t>
+        <w:t>Resource: Aquifer Open Study Notes (Profiles)</w:t>
       </w:r>
       <w:r>
         <w:rPr>
@@ -112,7 +112,7 @@
         <w:rPr>
           <w:lang w:val="pt_PT" w:bidi="pt_PT"/>
         </w:rPr>
-        <w:t>Tyndale Open Study Notes</w:t>
+        <w:t>Aquifer Open Study Notes (Profiles)</w:t>
       </w:r>
     </w:p>
     <w:p>

--- a/por/docx/014.content.docx
+++ b/por/docx/014.content.docx
@@ -260,18 +260,12 @@
         </w:rPr>
         <w:t>A tradição judaica afirma que o Sinédrio começou quando Moisés escolheu setenta anciãos (</w:t>
       </w:r>
-      <w:hyperlink r:id="rId13">
-        <w:r>
-          <w:rPr>
-            <w:lang w:val="pt_PT" w:bidi="pt_PT"/>
-          </w:rPr>
-          <w:rPr>
-            <w:color w:val="0000EE"/>
-            <w:u w:val="single"/>
-          </w:rPr>
-          <w:t>Nm 11.16</w:t>
-        </w:r>
-      </w:hyperlink>
+      <w:r>
+        <w:rPr>
+          <w:lang w:val="pt_PT" w:bidi="pt_PT"/>
+        </w:rPr>
+        <w:t>Nm 11.16</w:t>
+      </w:r>
       <w:r>
         <w:rPr>
           <w:lang w:val="pt_PT" w:bidi="pt_PT"/>
@@ -291,36 +285,24 @@
         </w:rPr>
         <w:t xml:space="preserve"> de Josefo 12.3.3, da época de Antíoco, o Grande, de 223 a 187 a.C. O Sinédrio provavelmente começou como um grupo autônomo de líderes sob o domínio persa (veja </w:t>
       </w:r>
-      <w:hyperlink r:id="rId14">
-        <w:r>
-          <w:rPr>
-            <w:lang w:val="pt_PT" w:bidi="pt_PT"/>
-          </w:rPr>
-          <w:rPr>
-            <w:color w:val="0000EE"/>
-            <w:u w:val="single"/>
-          </w:rPr>
-          <w:t>Ed 5.5–10</w:t>
-        </w:r>
-      </w:hyperlink>
-      <w:r>
-        <w:rPr>
-          <w:lang w:val="pt_PT" w:bidi="pt_PT"/>
-        </w:rPr>
-        <w:t xml:space="preserve">; </w:t>
-      </w:r>
-      <w:hyperlink r:id="rId15">
-        <w:r>
-          <w:rPr>
-            <w:lang w:val="pt_PT" w:bidi="pt_PT"/>
-          </w:rPr>
-          <w:rPr>
-            <w:color w:val="0000EE"/>
-            <w:u w:val="single"/>
-          </w:rPr>
-          <w:t>Ne 2.16</w:t>
-        </w:r>
-      </w:hyperlink>
+      <w:r>
+        <w:rPr>
+          <w:lang w:val="pt_PT" w:bidi="pt_PT"/>
+        </w:rPr>
+        <w:t>Ed 5.5–10</w:t>
+      </w:r>
+      <w:r>
+        <w:rPr>
+          <w:lang w:val="pt_PT" w:bidi="pt_PT"/>
+        </w:rPr>
+        <w:t xml:space="preserve">; </w:t>
+      </w:r>
+      <w:r>
+        <w:rPr>
+          <w:lang w:val="pt_PT" w:bidi="pt_PT"/>
+        </w:rPr>
+        <w:t>Ne 2.16</w:t>
+      </w:r>
       <w:r>
         <w:rPr>
           <w:lang w:val="pt_PT" w:bidi="pt_PT"/>
@@ -341,36 +323,24 @@
         </w:rPr>
         <w:t xml:space="preserve">O Sinédrio lidava com questões legais e religiosas do Judaísmo. Isso incluía tomar decisões judiciais não resolvidas em tribunais menores, conhecidos como "sinédrios locais", além de gerenciar a justiça criminal e prisões (veja </w:t>
       </w:r>
-      <w:hyperlink r:id="rId16">
-        <w:r>
-          <w:rPr>
-            <w:lang w:val="pt_PT" w:bidi="pt_PT"/>
-          </w:rPr>
-          <w:rPr>
-            <w:color w:val="0000EE"/>
-            <w:u w:val="single"/>
-          </w:rPr>
-          <w:t>At 9.1–2</w:t>
-        </w:r>
-      </w:hyperlink>
+      <w:r>
+        <w:rPr>
+          <w:lang w:val="pt_PT" w:bidi="pt_PT"/>
+        </w:rPr>
+        <w:t>At 9.1–2</w:t>
+      </w:r>
       <w:r>
         <w:rPr>
           <w:lang w:val="pt_PT" w:bidi="pt_PT"/>
         </w:rPr>
         <w:t>). Eles também tomavam decisões oficiais sobre questões judaicas, embora essas decisões não fossem executáveis. O Sinédrio não podia executar criminosos por conta própria (</w:t>
       </w:r>
-      <w:hyperlink r:id="rId17">
-        <w:r>
-          <w:rPr>
-            <w:lang w:val="pt_PT" w:bidi="pt_PT"/>
-          </w:rPr>
-          <w:rPr>
-            <w:color w:val="0000EE"/>
-            <w:u w:val="single"/>
-          </w:rPr>
-          <w:t>Jo 18.31</w:t>
-        </w:r>
-      </w:hyperlink>
+      <w:r>
+        <w:rPr>
+          <w:lang w:val="pt_PT" w:bidi="pt_PT"/>
+        </w:rPr>
+        <w:t>Jo 18.31</w:t>
+      </w:r>
       <w:r>
         <w:rPr>
           <w:lang w:val="pt_PT" w:bidi="pt_PT"/>
@@ -414,198 +384,132 @@
           <w:lang w:val="pt_PT" w:bidi="pt_PT"/>
         </w:rPr>
       </w:r>
-      <w:hyperlink r:id="rId18">
-        <w:r>
-          <w:rPr>
-            <w:lang w:val="pt_PT" w:bidi="pt_PT"/>
-          </w:rPr>
-          <w:rPr>
-            <w:color w:val="0000EE"/>
-            <w:u w:val="single"/>
-          </w:rPr>
-          <w:t>Mateus 26.57–68</w:t>
-        </w:r>
-      </w:hyperlink>
-      <w:r>
-        <w:rPr>
-          <w:lang w:val="pt_PT" w:bidi="pt_PT"/>
-        </w:rPr>
-        <w:t xml:space="preserve">; </w:t>
-      </w:r>
-      <w:hyperlink r:id="rId19">
-        <w:r>
-          <w:rPr>
-            <w:lang w:val="pt_PT" w:bidi="pt_PT"/>
-          </w:rPr>
-          <w:rPr>
-            <w:color w:val="0000EE"/>
-            <w:u w:val="single"/>
-          </w:rPr>
-          <w:t>Marcos 14.53–65</w:t>
-        </w:r>
-      </w:hyperlink>
-      <w:r>
-        <w:rPr>
-          <w:lang w:val="pt_PT" w:bidi="pt_PT"/>
-        </w:rPr>
-        <w:t xml:space="preserve">; </w:t>
-      </w:r>
-      <w:hyperlink r:id="rId20">
-        <w:r>
-          <w:rPr>
-            <w:lang w:val="pt_PT" w:bidi="pt_PT"/>
-          </w:rPr>
-          <w:rPr>
-            <w:color w:val="0000EE"/>
-            <w:u w:val="single"/>
-          </w:rPr>
-          <w:t>15.1</w:t>
-        </w:r>
-      </w:hyperlink>
+      <w:r>
+        <w:rPr>
+          <w:lang w:val="pt_PT" w:bidi="pt_PT"/>
+        </w:rPr>
+        <w:t>Mateus 26.57–68</w:t>
+      </w:r>
+      <w:r>
+        <w:rPr>
+          <w:lang w:val="pt_PT" w:bidi="pt_PT"/>
+        </w:rPr>
+        <w:t xml:space="preserve">; </w:t>
+      </w:r>
+      <w:r>
+        <w:rPr>
+          <w:lang w:val="pt_PT" w:bidi="pt_PT"/>
+        </w:rPr>
+        <w:t>Marcos 14.53–65</w:t>
+      </w:r>
+      <w:r>
+        <w:rPr>
+          <w:lang w:val="pt_PT" w:bidi="pt_PT"/>
+        </w:rPr>
+        <w:t xml:space="preserve">; </w:t>
+      </w:r>
+      <w:r>
+        <w:rPr>
+          <w:lang w:val="pt_PT" w:bidi="pt_PT"/>
+        </w:rPr>
+        <w:t>15.1</w:t>
+      </w:r>
       <w:r>
         <w:rPr>
           <w:lang w:val="pt_PT" w:bidi="pt_PT"/>
         </w:rPr>
         <w:t>,</w:t>
       </w:r>
-      <w:hyperlink r:id="rId21">
-        <w:r>
-          <w:rPr>
-            <w:lang w:val="pt_PT" w:bidi="pt_PT"/>
-          </w:rPr>
-          <w:rPr>
-            <w:color w:val="0000EE"/>
-            <w:u w:val="single"/>
-          </w:rPr>
-          <w:t>43</w:t>
-        </w:r>
-      </w:hyperlink>
-      <w:r>
-        <w:rPr>
-          <w:lang w:val="pt_PT" w:bidi="pt_PT"/>
-        </w:rPr>
-        <w:t xml:space="preserve">; </w:t>
-      </w:r>
-      <w:hyperlink r:id="rId22">
-        <w:r>
-          <w:rPr>
-            <w:lang w:val="pt_PT" w:bidi="pt_PT"/>
-          </w:rPr>
-          <w:rPr>
-            <w:color w:val="0000EE"/>
-            <w:u w:val="single"/>
-          </w:rPr>
-          <w:t>Lucas 22.66–71</w:t>
-        </w:r>
-      </w:hyperlink>
-      <w:r>
-        <w:rPr>
-          <w:lang w:val="pt_PT" w:bidi="pt_PT"/>
-        </w:rPr>
-        <w:t xml:space="preserve">; </w:t>
-      </w:r>
-      <w:hyperlink r:id="rId23">
-        <w:r>
-          <w:rPr>
-            <w:lang w:val="pt_PT" w:bidi="pt_PT"/>
-          </w:rPr>
-          <w:rPr>
-            <w:color w:val="0000EE"/>
-            <w:u w:val="single"/>
-          </w:rPr>
-          <w:t>23.50–54</w:t>
-        </w:r>
-      </w:hyperlink>
-      <w:r>
-        <w:rPr>
-          <w:lang w:val="pt_PT" w:bidi="pt_PT"/>
-        </w:rPr>
-        <w:t xml:space="preserve">; </w:t>
-      </w:r>
-      <w:hyperlink r:id="rId24">
-        <w:r>
-          <w:rPr>
-            <w:lang w:val="pt_PT" w:bidi="pt_PT"/>
-          </w:rPr>
-          <w:rPr>
-            <w:color w:val="0000EE"/>
-            <w:u w:val="single"/>
-          </w:rPr>
-          <w:t>João 11.47–53</w:t>
-        </w:r>
-      </w:hyperlink>
-      <w:r>
-        <w:rPr>
-          <w:lang w:val="pt_PT" w:bidi="pt_PT"/>
-        </w:rPr>
-        <w:t xml:space="preserve">; </w:t>
-      </w:r>
-      <w:hyperlink r:id="rId25">
-        <w:r>
-          <w:rPr>
-            <w:lang w:val="pt_PT" w:bidi="pt_PT"/>
-          </w:rPr>
-          <w:rPr>
-            <w:color w:val="0000EE"/>
-            <w:u w:val="single"/>
-          </w:rPr>
-          <w:t>Atos 5.21–41</w:t>
-        </w:r>
-      </w:hyperlink>
-      <w:r>
-        <w:rPr>
-          <w:lang w:val="pt_PT" w:bidi="pt_PT"/>
-        </w:rPr>
-        <w:t xml:space="preserve">; </w:t>
-      </w:r>
-      <w:hyperlink r:id="rId26">
-        <w:r>
-          <w:rPr>
-            <w:lang w:val="pt_PT" w:bidi="pt_PT"/>
-          </w:rPr>
-          <w:rPr>
-            <w:color w:val="0000EE"/>
-            <w:u w:val="single"/>
-          </w:rPr>
-          <w:t>6.11–8.1</w:t>
-        </w:r>
-      </w:hyperlink>
-      <w:r>
-        <w:rPr>
-          <w:lang w:val="pt_PT" w:bidi="pt_PT"/>
-        </w:rPr>
-        <w:t xml:space="preserve">; </w:t>
-      </w:r>
-      <w:hyperlink r:id="rId27">
-        <w:r>
-          <w:rPr>
-            <w:lang w:val="pt_PT" w:bidi="pt_PT"/>
-          </w:rPr>
-          <w:rPr>
-            <w:color w:val="0000EE"/>
-            <w:u w:val="single"/>
-          </w:rPr>
-          <w:t>22.30–23.10</w:t>
-        </w:r>
-      </w:hyperlink>
-      <w:r>
-        <w:rPr>
-          <w:lang w:val="pt_PT" w:bidi="pt_PT"/>
-        </w:rPr>
-        <w:t xml:space="preserve">; </w:t>
-      </w:r>
-      <w:hyperlink r:id="rId28">
-        <w:r>
-          <w:rPr>
-            <w:lang w:val="pt_PT" w:bidi="pt_PT"/>
-          </w:rPr>
-          <w:rPr>
-            <w:color w:val="0000EE"/>
-            <w:u w:val="single"/>
-          </w:rPr>
-          <w:t>23.26–30</w:t>
-        </w:r>
-      </w:hyperlink>
+      <w:r>
+        <w:rPr>
+          <w:lang w:val="pt_PT" w:bidi="pt_PT"/>
+        </w:rPr>
+        <w:t>43</w:t>
+      </w:r>
+      <w:r>
+        <w:rPr>
+          <w:lang w:val="pt_PT" w:bidi="pt_PT"/>
+        </w:rPr>
+        <w:t xml:space="preserve">; </w:t>
+      </w:r>
+      <w:r>
+        <w:rPr>
+          <w:lang w:val="pt_PT" w:bidi="pt_PT"/>
+        </w:rPr>
+        <w:t>Lucas 22.66–71</w:t>
+      </w:r>
+      <w:r>
+        <w:rPr>
+          <w:lang w:val="pt_PT" w:bidi="pt_PT"/>
+        </w:rPr>
+        <w:t xml:space="preserve">; </w:t>
+      </w:r>
+      <w:r>
+        <w:rPr>
+          <w:lang w:val="pt_PT" w:bidi="pt_PT"/>
+        </w:rPr>
+        <w:t>23.50–54</w:t>
+      </w:r>
+      <w:r>
+        <w:rPr>
+          <w:lang w:val="pt_PT" w:bidi="pt_PT"/>
+        </w:rPr>
+        <w:t xml:space="preserve">; </w:t>
+      </w:r>
+      <w:r>
+        <w:rPr>
+          <w:lang w:val="pt_PT" w:bidi="pt_PT"/>
+        </w:rPr>
+        <w:t>João 11.47–53</w:t>
+      </w:r>
+      <w:r>
+        <w:rPr>
+          <w:lang w:val="pt_PT" w:bidi="pt_PT"/>
+        </w:rPr>
+        <w:t xml:space="preserve">; </w:t>
+      </w:r>
+      <w:r>
+        <w:rPr>
+          <w:lang w:val="pt_PT" w:bidi="pt_PT"/>
+        </w:rPr>
+        <w:t>Atos 5.21–41</w:t>
+      </w:r>
+      <w:r>
+        <w:rPr>
+          <w:lang w:val="pt_PT" w:bidi="pt_PT"/>
+        </w:rPr>
+        <w:t xml:space="preserve">; </w:t>
+      </w:r>
+      <w:r>
+        <w:rPr>
+          <w:lang w:val="pt_PT" w:bidi="pt_PT"/>
+        </w:rPr>
+        <w:t>6.11–8.1</w:t>
+      </w:r>
+      <w:r>
+        <w:rPr>
+          <w:lang w:val="pt_PT" w:bidi="pt_PT"/>
+        </w:rPr>
+        <w:t xml:space="preserve">; </w:t>
+      </w:r>
+      <w:r>
+        <w:rPr>
+          <w:lang w:val="pt_PT" w:bidi="pt_PT"/>
+        </w:rPr>
+        <w:t>22.30–23.10</w:t>
+      </w:r>
+      <w:r>
+        <w:rPr>
+          <w:lang w:val="pt_PT" w:bidi="pt_PT"/>
+        </w:rPr>
+        <w:t xml:space="preserve">; </w:t>
+      </w:r>
+      <w:r>
+        <w:rPr>
+          <w:lang w:val="pt_PT" w:bidi="pt_PT"/>
+        </w:rPr>
+        <w:t>23.26–30</w:t>
+      </w:r>
       <w:r>
         <w:rPr>
           <w:lang w:val="pt_PT" w:bidi="pt_PT"/>
@@ -654,36 +558,24 @@
         </w:rPr>
         <w:t xml:space="preserve">A expressão hebraica e aramaica “filho do homem” significa “ser humano”. No entanto, a figura em </w:t>
       </w:r>
-      <w:hyperlink r:id="rId29">
-        <w:r>
-          <w:rPr>
-            <w:lang w:val="pt_PT" w:bidi="pt_PT"/>
-          </w:rPr>
-          <w:rPr>
-            <w:color w:val="0000EE"/>
-            <w:u w:val="single"/>
-          </w:rPr>
-          <w:t>Deuteronômio 7.13–14</w:t>
-        </w:r>
-      </w:hyperlink>
+      <w:r>
+        <w:rPr>
+          <w:lang w:val="pt_PT" w:bidi="pt_PT"/>
+        </w:rPr>
+        <w:t>Deuteronômio 7.13–14</w:t>
+      </w:r>
       <w:r>
         <w:rPr>
           <w:lang w:val="pt_PT" w:bidi="pt_PT"/>
         </w:rPr>
         <w:t xml:space="preserve">, que é “como o Filho do Homem”, parece ser mais do que apenas um ser humano. Sua identidade exata não é revelada, mas seu papel é claro. O Altíssimo o escolheu para governar um reino eterno e universal sobre todas as nações. Ele também representa seu povo, o povo santo do Altíssimo. Eles compartilharão o reino deste filho do homem sobre todos os povos e nações (veja </w:t>
       </w:r>
-      <w:hyperlink r:id="rId30">
-        <w:r>
-          <w:rPr>
-            <w:lang w:val="pt_PT" w:bidi="pt_PT"/>
-          </w:rPr>
-          <w:rPr>
-            <w:color w:val="0000EE"/>
-            <w:u w:val="single"/>
-          </w:rPr>
-          <w:t>Dn 7.22</w:t>
-        </w:r>
-      </w:hyperlink>
+      <w:r>
+        <w:rPr>
+          <w:lang w:val="pt_PT" w:bidi="pt_PT"/>
+        </w:rPr>
+        <w:t>Dn 7.22</w:t>
+      </w:r>
       <w:r>
         <w:rPr>
           <w:lang w:val="pt_PT" w:bidi="pt_PT"/>
@@ -704,144 +596,96 @@
         </w:rPr>
         <w:t xml:space="preserve">A cena ao redor deste filho do homem revela suas características divinas. A descrição "vindo com as nuvens do céu" em </w:t>
       </w:r>
-      <w:hyperlink r:id="rId31">
-        <w:r>
-          <w:rPr>
-            <w:lang w:val="pt_PT" w:bidi="pt_PT"/>
-          </w:rPr>
-          <w:rPr>
-            <w:color w:val="0000EE"/>
-            <w:u w:val="single"/>
-          </w:rPr>
-          <w:t>Daniel 7.13</w:t>
-        </w:r>
-      </w:hyperlink>
+      <w:r>
+        <w:rPr>
+          <w:lang w:val="pt_PT" w:bidi="pt_PT"/>
+        </w:rPr>
+        <w:t>Daniel 7.13</w:t>
+      </w:r>
       <w:r>
         <w:rPr>
           <w:lang w:val="pt_PT" w:bidi="pt_PT"/>
         </w:rPr>
         <w:t xml:space="preserve"> indica que ele vem do céu (compare </w:t>
       </w:r>
-      <w:hyperlink r:id="rId32">
-        <w:r>
-          <w:rPr>
-            <w:lang w:val="pt_PT" w:bidi="pt_PT"/>
-          </w:rPr>
-          <w:rPr>
-            <w:color w:val="0000EE"/>
-            <w:u w:val="single"/>
-          </w:rPr>
-          <w:t>Sl 68.4</w:t>
-        </w:r>
-      </w:hyperlink>
-      <w:r>
-        <w:rPr>
-          <w:lang w:val="pt_PT" w:bidi="pt_PT"/>
-        </w:rPr>
-        <w:t xml:space="preserve">; </w:t>
-      </w:r>
-      <w:hyperlink r:id="rId33">
-        <w:r>
-          <w:rPr>
-            <w:lang w:val="pt_PT" w:bidi="pt_PT"/>
-          </w:rPr>
-          <w:rPr>
-            <w:color w:val="0000EE"/>
-            <w:u w:val="single"/>
-          </w:rPr>
-          <w:t>97.2</w:t>
-        </w:r>
-      </w:hyperlink>
-      <w:r>
-        <w:rPr>
-          <w:lang w:val="pt_PT" w:bidi="pt_PT"/>
-        </w:rPr>
-        <w:t xml:space="preserve">; </w:t>
-      </w:r>
-      <w:hyperlink r:id="rId34">
-        <w:r>
-          <w:rPr>
-            <w:lang w:val="pt_PT" w:bidi="pt_PT"/>
-          </w:rPr>
-          <w:rPr>
-            <w:color w:val="0000EE"/>
-            <w:u w:val="single"/>
-          </w:rPr>
-          <w:t>Na 1.3</w:t>
-        </w:r>
-      </w:hyperlink>
+      <w:r>
+        <w:rPr>
+          <w:lang w:val="pt_PT" w:bidi="pt_PT"/>
+        </w:rPr>
+        <w:t>Sl 68.4</w:t>
+      </w:r>
+      <w:r>
+        <w:rPr>
+          <w:lang w:val="pt_PT" w:bidi="pt_PT"/>
+        </w:rPr>
+        <w:t xml:space="preserve">; </w:t>
+      </w:r>
+      <w:r>
+        <w:rPr>
+          <w:lang w:val="pt_PT" w:bidi="pt_PT"/>
+        </w:rPr>
+        <w:t>97.2</w:t>
+      </w:r>
+      <w:r>
+        <w:rPr>
+          <w:lang w:val="pt_PT" w:bidi="pt_PT"/>
+        </w:rPr>
+        <w:t xml:space="preserve">; </w:t>
+      </w:r>
+      <w:r>
+        <w:rPr>
+          <w:lang w:val="pt_PT" w:bidi="pt_PT"/>
+        </w:rPr>
+        <w:t>Na 1.3</w:t>
+      </w:r>
       <w:r>
         <w:rPr>
           <w:lang w:val="pt_PT" w:bidi="pt_PT"/>
         </w:rPr>
         <w:t>). No livro de Êxodo, o Senhor Deus se cobriu com uma nuvem (</w:t>
       </w:r>
-      <w:hyperlink r:id="rId35">
-        <w:r>
-          <w:rPr>
-            <w:lang w:val="pt_PT" w:bidi="pt_PT"/>
-          </w:rPr>
-          <w:rPr>
-            <w:color w:val="0000EE"/>
-            <w:u w:val="single"/>
-          </w:rPr>
-          <w:t>Êx 19.9</w:t>
-        </w:r>
-      </w:hyperlink>
+      <w:r>
+        <w:rPr>
+          <w:lang w:val="pt_PT" w:bidi="pt_PT"/>
+        </w:rPr>
+        <w:t>Êx 19.9</w:t>
+      </w:r>
       <w:r>
         <w:rPr>
           <w:lang w:val="pt_PT" w:bidi="pt_PT"/>
         </w:rPr>
         <w:t>). O povo de Deus subirá nas nuvens quando Jesus retornar (</w:t>
       </w:r>
-      <w:hyperlink r:id="rId36">
-        <w:r>
-          <w:rPr>
-            <w:lang w:val="pt_PT" w:bidi="pt_PT"/>
-          </w:rPr>
-          <w:rPr>
-            <w:color w:val="0000EE"/>
-            <w:u w:val="single"/>
-          </w:rPr>
-          <w:t>1Ts 4.17</w:t>
-        </w:r>
-      </w:hyperlink>
+      <w:r>
+        <w:rPr>
+          <w:lang w:val="pt_PT" w:bidi="pt_PT"/>
+        </w:rPr>
+        <w:t>1Ts 4.17</w:t>
+      </w:r>
       <w:r>
         <w:rPr>
           <w:lang w:val="pt_PT" w:bidi="pt_PT"/>
         </w:rPr>
         <w:t>), assim como ele foi levado por uma nuvem quando subiu ao céu (</w:t>
       </w:r>
-      <w:hyperlink r:id="rId37">
-        <w:r>
-          <w:rPr>
-            <w:lang w:val="pt_PT" w:bidi="pt_PT"/>
-          </w:rPr>
-          <w:rPr>
-            <w:color w:val="0000EE"/>
-            <w:u w:val="single"/>
-          </w:rPr>
-          <w:t>At 1.9</w:t>
-        </w:r>
-      </w:hyperlink>
+      <w:r>
+        <w:rPr>
+          <w:lang w:val="pt_PT" w:bidi="pt_PT"/>
+        </w:rPr>
+        <w:t>At 1.9</w:t>
+      </w:r>
       <w:r>
         <w:rPr>
           <w:lang w:val="pt_PT" w:bidi="pt_PT"/>
         </w:rPr>
         <w:t>). Este filho do homem recebe seu reino com humildade e santidade, não o tomando arrogantemente. Ele é o oposto em caráter ao pequeno chifre (</w:t>
       </w:r>
-      <w:hyperlink r:id="rId38">
-        <w:r>
-          <w:rPr>
-            <w:lang w:val="pt_PT" w:bidi="pt_PT"/>
-          </w:rPr>
-          <w:rPr>
-            <w:color w:val="0000EE"/>
-            <w:u w:val="single"/>
-          </w:rPr>
-          <w:t>Dn 7.8</w:t>
-        </w:r>
-      </w:hyperlink>
+      <w:r>
+        <w:rPr>
+          <w:lang w:val="pt_PT" w:bidi="pt_PT"/>
+        </w:rPr>
+        <w:t>Dn 7.8</w:t>
+      </w:r>
       <w:r>
         <w:rPr>
           <w:lang w:val="pt_PT" w:bidi="pt_PT"/>
@@ -862,252 +706,168 @@
         </w:rPr>
         <w:t>Jesus se chama de Filho do Homem (</w:t>
       </w:r>
-      <w:hyperlink r:id="rId39">
-        <w:r>
-          <w:rPr>
-            <w:lang w:val="pt_PT" w:bidi="pt_PT"/>
-          </w:rPr>
-          <w:rPr>
-            <w:color w:val="0000EE"/>
-            <w:u w:val="single"/>
-          </w:rPr>
-          <w:t>Mt 24.30</w:t>
-        </w:r>
-      </w:hyperlink>
-      <w:r>
-        <w:rPr>
-          <w:lang w:val="pt_PT" w:bidi="pt_PT"/>
-        </w:rPr>
-        <w:t xml:space="preserve">; </w:t>
-      </w:r>
-      <w:hyperlink r:id="rId40">
-        <w:r>
-          <w:rPr>
-            <w:lang w:val="pt_PT" w:bidi="pt_PT"/>
-          </w:rPr>
-          <w:rPr>
-            <w:color w:val="0000EE"/>
-            <w:u w:val="single"/>
-          </w:rPr>
-          <w:t>26.24</w:t>
-        </w:r>
-      </w:hyperlink>
-      <w:r>
-        <w:rPr>
-          <w:lang w:val="pt_PT" w:bidi="pt_PT"/>
-        </w:rPr>
-        <w:t xml:space="preserve">; </w:t>
-      </w:r>
-      <w:hyperlink r:id="rId41">
-        <w:r>
-          <w:rPr>
-            <w:lang w:val="pt_PT" w:bidi="pt_PT"/>
-          </w:rPr>
-          <w:rPr>
-            <w:color w:val="0000EE"/>
-            <w:u w:val="single"/>
-          </w:rPr>
-          <w:t>Mc 13.26</w:t>
-        </w:r>
-      </w:hyperlink>
-      <w:r>
-        <w:rPr>
-          <w:lang w:val="pt_PT" w:bidi="pt_PT"/>
-        </w:rPr>
-        <w:t xml:space="preserve">; </w:t>
-      </w:r>
-      <w:hyperlink r:id="rId42">
-        <w:r>
-          <w:rPr>
-            <w:lang w:val="pt_PT" w:bidi="pt_PT"/>
-          </w:rPr>
-          <w:rPr>
-            <w:color w:val="0000EE"/>
-            <w:u w:val="single"/>
-          </w:rPr>
-          <w:t>Lc 21.27</w:t>
-        </w:r>
-      </w:hyperlink>
-      <w:r>
-        <w:rPr>
-          <w:lang w:val="pt_PT" w:bidi="pt_PT"/>
-        </w:rPr>
-        <w:t xml:space="preserve">; </w:t>
-      </w:r>
-      <w:hyperlink r:id="rId43">
-        <w:r>
-          <w:rPr>
-            <w:lang w:val="pt_PT" w:bidi="pt_PT"/>
-          </w:rPr>
-          <w:rPr>
-            <w:color w:val="0000EE"/>
-            <w:u w:val="single"/>
-          </w:rPr>
-          <w:t>Jo 12.34</w:t>
-        </w:r>
-      </w:hyperlink>
+      <w:r>
+        <w:rPr>
+          <w:lang w:val="pt_PT" w:bidi="pt_PT"/>
+        </w:rPr>
+        <w:t>Mt 24.30</w:t>
+      </w:r>
+      <w:r>
+        <w:rPr>
+          <w:lang w:val="pt_PT" w:bidi="pt_PT"/>
+        </w:rPr>
+        <w:t xml:space="preserve">; </w:t>
+      </w:r>
+      <w:r>
+        <w:rPr>
+          <w:lang w:val="pt_PT" w:bidi="pt_PT"/>
+        </w:rPr>
+        <w:t>26.24</w:t>
+      </w:r>
+      <w:r>
+        <w:rPr>
+          <w:lang w:val="pt_PT" w:bidi="pt_PT"/>
+        </w:rPr>
+        <w:t xml:space="preserve">; </w:t>
+      </w:r>
+      <w:r>
+        <w:rPr>
+          <w:lang w:val="pt_PT" w:bidi="pt_PT"/>
+        </w:rPr>
+        <w:t>Mc 13.26</w:t>
+      </w:r>
+      <w:r>
+        <w:rPr>
+          <w:lang w:val="pt_PT" w:bidi="pt_PT"/>
+        </w:rPr>
+        <w:t xml:space="preserve">; </w:t>
+      </w:r>
+      <w:r>
+        <w:rPr>
+          <w:lang w:val="pt_PT" w:bidi="pt_PT"/>
+        </w:rPr>
+        <w:t>Lc 21.27</w:t>
+      </w:r>
+      <w:r>
+        <w:rPr>
+          <w:lang w:val="pt_PT" w:bidi="pt_PT"/>
+        </w:rPr>
+        <w:t xml:space="preserve">; </w:t>
+      </w:r>
+      <w:r>
+        <w:rPr>
+          <w:lang w:val="pt_PT" w:bidi="pt_PT"/>
+        </w:rPr>
+        <w:t>Jo 12.34</w:t>
+      </w:r>
       <w:r>
         <w:rPr>
           <w:lang w:val="pt_PT" w:bidi="pt_PT"/>
         </w:rPr>
         <w:t xml:space="preserve">; veja também </w:t>
       </w:r>
-      <w:hyperlink r:id="rId44">
-        <w:r>
-          <w:rPr>
-            <w:lang w:val="pt_PT" w:bidi="pt_PT"/>
-          </w:rPr>
-          <w:rPr>
-            <w:color w:val="0000EE"/>
-            <w:u w:val="single"/>
-          </w:rPr>
-          <w:t>At 7.56</w:t>
-        </w:r>
-      </w:hyperlink>
-      <w:r>
-        <w:rPr>
-          <w:lang w:val="pt_PT" w:bidi="pt_PT"/>
-        </w:rPr>
-        <w:t xml:space="preserve">; </w:t>
-      </w:r>
-      <w:hyperlink r:id="rId45">
-        <w:r>
-          <w:rPr>
-            <w:lang w:val="pt_PT" w:bidi="pt_PT"/>
-          </w:rPr>
-          <w:rPr>
-            <w:color w:val="0000EE"/>
-            <w:u w:val="single"/>
-          </w:rPr>
-          <w:t>Hb 2.6</w:t>
-        </w:r>
-      </w:hyperlink>
-      <w:r>
-        <w:rPr>
-          <w:lang w:val="pt_PT" w:bidi="pt_PT"/>
-        </w:rPr>
-        <w:t xml:space="preserve">; </w:t>
-      </w:r>
-      <w:hyperlink r:id="rId46">
-        <w:r>
-          <w:rPr>
-            <w:lang w:val="pt_PT" w:bidi="pt_PT"/>
-          </w:rPr>
-          <w:rPr>
-            <w:color w:val="0000EE"/>
-            <w:u w:val="single"/>
-          </w:rPr>
-          <w:t>Ap 1.13</w:t>
-        </w:r>
-      </w:hyperlink>
-      <w:r>
-        <w:rPr>
-          <w:lang w:val="pt_PT" w:bidi="pt_PT"/>
-        </w:rPr>
-        <w:t xml:space="preserve">; </w:t>
-      </w:r>
-      <w:hyperlink r:id="rId47">
-        <w:r>
-          <w:rPr>
-            <w:lang w:val="pt_PT" w:bidi="pt_PT"/>
-          </w:rPr>
-          <w:rPr>
-            <w:color w:val="0000EE"/>
-            <w:u w:val="single"/>
-          </w:rPr>
-          <w:t>14.14</w:t>
-        </w:r>
-      </w:hyperlink>
+      <w:r>
+        <w:rPr>
+          <w:lang w:val="pt_PT" w:bidi="pt_PT"/>
+        </w:rPr>
+        <w:t>At 7.56</w:t>
+      </w:r>
+      <w:r>
+        <w:rPr>
+          <w:lang w:val="pt_PT" w:bidi="pt_PT"/>
+        </w:rPr>
+        <w:t xml:space="preserve">; </w:t>
+      </w:r>
+      <w:r>
+        <w:rPr>
+          <w:lang w:val="pt_PT" w:bidi="pt_PT"/>
+        </w:rPr>
+        <w:t>Hb 2.6</w:t>
+      </w:r>
+      <w:r>
+        <w:rPr>
+          <w:lang w:val="pt_PT" w:bidi="pt_PT"/>
+        </w:rPr>
+        <w:t xml:space="preserve">; </w:t>
+      </w:r>
+      <w:r>
+        <w:rPr>
+          <w:lang w:val="pt_PT" w:bidi="pt_PT"/>
+        </w:rPr>
+        <w:t>Ap 1.13</w:t>
+      </w:r>
+      <w:r>
+        <w:rPr>
+          <w:lang w:val="pt_PT" w:bidi="pt_PT"/>
+        </w:rPr>
+        <w:t xml:space="preserve">; </w:t>
+      </w:r>
+      <w:r>
+        <w:rPr>
+          <w:lang w:val="pt_PT" w:bidi="pt_PT"/>
+        </w:rPr>
+        <w:t>14.14</w:t>
+      </w:r>
       <w:r>
         <w:rPr>
           <w:lang w:val="pt_PT" w:bidi="pt_PT"/>
         </w:rPr>
         <w:t xml:space="preserve">). </w:t>
       </w:r>
-      <w:hyperlink r:id="rId48">
-        <w:r>
-          <w:rPr>
-            <w:lang w:val="pt_PT" w:bidi="pt_PT"/>
-          </w:rPr>
-          <w:rPr>
-            <w:color w:val="0000EE"/>
-            <w:u w:val="single"/>
-          </w:rPr>
-          <w:t>Apocalipse 1.7</w:t>
-        </w:r>
-      </w:hyperlink>
+      <w:r>
+        <w:rPr>
+          <w:lang w:val="pt_PT" w:bidi="pt_PT"/>
+        </w:rPr>
+        <w:t>Apocalipse 1.7</w:t>
+      </w:r>
       <w:r>
         <w:rPr>
           <w:lang w:val="pt_PT" w:bidi="pt_PT"/>
         </w:rPr>
         <w:t xml:space="preserve"> também conecta essa figura a Jesus Cristo, que foi transpassado por nossos pecados. Deus Pai deu a Jesus toda autoridade e poder para governar tudo e alcançar pessoas de todas as nações e reinos (</w:t>
       </w:r>
-      <w:hyperlink r:id="rId49">
-        <w:r>
-          <w:rPr>
-            <w:lang w:val="pt_PT" w:bidi="pt_PT"/>
-          </w:rPr>
-          <w:rPr>
-            <w:color w:val="0000EE"/>
-            <w:u w:val="single"/>
-          </w:rPr>
-          <w:t>Dn 7.14</w:t>
-        </w:r>
-      </w:hyperlink>
-      <w:r>
-        <w:rPr>
-          <w:lang w:val="pt_PT" w:bidi="pt_PT"/>
-        </w:rPr>
-        <w:t xml:space="preserve">; </w:t>
-      </w:r>
-      <w:hyperlink r:id="rId50">
-        <w:r>
-          <w:rPr>
-            <w:lang w:val="pt_PT" w:bidi="pt_PT"/>
-          </w:rPr>
-          <w:rPr>
-            <w:color w:val="0000EE"/>
-            <w:u w:val="single"/>
-          </w:rPr>
-          <w:t>Mt 28.18</w:t>
-        </w:r>
-      </w:hyperlink>
-      <w:r>
-        <w:rPr>
-          <w:lang w:val="pt_PT" w:bidi="pt_PT"/>
-        </w:rPr>
-        <w:t xml:space="preserve">; </w:t>
-      </w:r>
-      <w:hyperlink r:id="rId51">
-        <w:r>
-          <w:rPr>
-            <w:lang w:val="pt_PT" w:bidi="pt_PT"/>
-          </w:rPr>
-          <w:rPr>
-            <w:color w:val="0000EE"/>
-            <w:u w:val="single"/>
-          </w:rPr>
-          <w:t>19–20</w:t>
-        </w:r>
-      </w:hyperlink>
+      <w:r>
+        <w:rPr>
+          <w:lang w:val="pt_PT" w:bidi="pt_PT"/>
+        </w:rPr>
+        <w:t>Dn 7.14</w:t>
+      </w:r>
+      <w:r>
+        <w:rPr>
+          <w:lang w:val="pt_PT" w:bidi="pt_PT"/>
+        </w:rPr>
+        <w:t xml:space="preserve">; </w:t>
+      </w:r>
+      <w:r>
+        <w:rPr>
+          <w:lang w:val="pt_PT" w:bidi="pt_PT"/>
+        </w:rPr>
+        <w:t>Mt 28.18</w:t>
+      </w:r>
+      <w:r>
+        <w:rPr>
+          <w:lang w:val="pt_PT" w:bidi="pt_PT"/>
+        </w:rPr>
+        <w:t xml:space="preserve">; </w:t>
+      </w:r>
+      <w:r>
+        <w:rPr>
+          <w:lang w:val="pt_PT" w:bidi="pt_PT"/>
+        </w:rPr>
+        <w:t>19–20</w:t>
+      </w:r>
       <w:r>
         <w:rPr>
           <w:lang w:val="pt_PT" w:bidi="pt_PT"/>
         </w:rPr>
         <w:t>). Deus chamou Abraão para criar uma grande nação através de seu povo e abençoar todas as nações por meio dele (</w:t>
       </w:r>
-      <w:hyperlink r:id="rId52">
-        <w:r>
-          <w:rPr>
-            <w:lang w:val="pt_PT" w:bidi="pt_PT"/>
-          </w:rPr>
-          <w:rPr>
-            <w:color w:val="0000EE"/>
-            <w:u w:val="single"/>
-          </w:rPr>
-          <w:t>Gn 12.1–3</w:t>
-        </w:r>
-      </w:hyperlink>
+      <w:r>
+        <w:rPr>
+          <w:lang w:val="pt_PT" w:bidi="pt_PT"/>
+        </w:rPr>
+        <w:t>Gn 12.1–3</w:t>
+      </w:r>
       <w:r>
         <w:rPr>
           <w:lang w:val="pt_PT" w:bidi="pt_PT"/>
@@ -1137,144 +897,96 @@
           <w:lang w:val="pt_PT" w:bidi="pt_PT"/>
         </w:rPr>
       </w:r>
-      <w:hyperlink r:id="rId29">
-        <w:r>
-          <w:rPr>
-            <w:lang w:val="pt_PT" w:bidi="pt_PT"/>
-          </w:rPr>
-          <w:rPr>
-            <w:color w:val="0000EE"/>
-            <w:u w:val="single"/>
-          </w:rPr>
-          <w:t>Deuteronômio 7.13–14</w:t>
-        </w:r>
-      </w:hyperlink>
-      <w:r>
-        <w:rPr>
-          <w:lang w:val="pt_PT" w:bidi="pt_PT"/>
-        </w:rPr>
-        <w:t xml:space="preserve">; </w:t>
-      </w:r>
-      <w:hyperlink r:id="rId39">
-        <w:r>
-          <w:rPr>
-            <w:lang w:val="pt_PT" w:bidi="pt_PT"/>
-          </w:rPr>
-          <w:rPr>
-            <w:color w:val="0000EE"/>
-            <w:u w:val="single"/>
-          </w:rPr>
-          <w:t>Mateus 24.30</w:t>
-        </w:r>
-      </w:hyperlink>
-      <w:r>
-        <w:rPr>
-          <w:lang w:val="pt_PT" w:bidi="pt_PT"/>
-        </w:rPr>
-        <w:t xml:space="preserve">; </w:t>
-      </w:r>
-      <w:hyperlink r:id="rId40">
-        <w:r>
-          <w:rPr>
-            <w:lang w:val="pt_PT" w:bidi="pt_PT"/>
-          </w:rPr>
-          <w:rPr>
-            <w:color w:val="0000EE"/>
-            <w:u w:val="single"/>
-          </w:rPr>
-          <w:t>26.24</w:t>
-        </w:r>
-      </w:hyperlink>
-      <w:r>
-        <w:rPr>
-          <w:lang w:val="pt_PT" w:bidi="pt_PT"/>
-        </w:rPr>
-        <w:t xml:space="preserve">; </w:t>
-      </w:r>
-      <w:hyperlink r:id="rId41">
-        <w:r>
-          <w:rPr>
-            <w:lang w:val="pt_PT" w:bidi="pt_PT"/>
-          </w:rPr>
-          <w:rPr>
-            <w:color w:val="0000EE"/>
-            <w:u w:val="single"/>
-          </w:rPr>
-          <w:t>Marcos 13.26</w:t>
-        </w:r>
-      </w:hyperlink>
-      <w:r>
-        <w:rPr>
-          <w:lang w:val="pt_PT" w:bidi="pt_PT"/>
-        </w:rPr>
-        <w:t xml:space="preserve">; </w:t>
-      </w:r>
-      <w:hyperlink r:id="rId42">
-        <w:r>
-          <w:rPr>
-            <w:lang w:val="pt_PT" w:bidi="pt_PT"/>
-          </w:rPr>
-          <w:rPr>
-            <w:color w:val="0000EE"/>
-            <w:u w:val="single"/>
-          </w:rPr>
-          <w:t>Lucas 21.27</w:t>
-        </w:r>
-      </w:hyperlink>
-      <w:r>
-        <w:rPr>
-          <w:lang w:val="pt_PT" w:bidi="pt_PT"/>
-        </w:rPr>
-        <w:t xml:space="preserve">; </w:t>
-      </w:r>
-      <w:hyperlink r:id="rId43">
-        <w:r>
-          <w:rPr>
-            <w:lang w:val="pt_PT" w:bidi="pt_PT"/>
-          </w:rPr>
-          <w:rPr>
-            <w:color w:val="0000EE"/>
-            <w:u w:val="single"/>
-          </w:rPr>
-          <w:t>João 12.34</w:t>
-        </w:r>
-      </w:hyperlink>
-      <w:r>
-        <w:rPr>
-          <w:lang w:val="pt_PT" w:bidi="pt_PT"/>
-        </w:rPr>
-        <w:t xml:space="preserve">; </w:t>
-      </w:r>
-      <w:hyperlink r:id="rId46">
-        <w:r>
-          <w:rPr>
-            <w:lang w:val="pt_PT" w:bidi="pt_PT"/>
-          </w:rPr>
-          <w:rPr>
-            <w:color w:val="0000EE"/>
-            <w:u w:val="single"/>
-          </w:rPr>
-          <w:t>Apocalipse 1.13</w:t>
-        </w:r>
-      </w:hyperlink>
-      <w:r>
-        <w:rPr>
-          <w:lang w:val="pt_PT" w:bidi="pt_PT"/>
-        </w:rPr>
-        <w:t xml:space="preserve">; </w:t>
-      </w:r>
-      <w:hyperlink r:id="rId47">
-        <w:r>
-          <w:rPr>
-            <w:lang w:val="pt_PT" w:bidi="pt_PT"/>
-          </w:rPr>
-          <w:rPr>
-            <w:color w:val="0000EE"/>
-            <w:u w:val="single"/>
-          </w:rPr>
-          <w:t>14.14</w:t>
-        </w:r>
-      </w:hyperlink>
+      <w:r>
+        <w:rPr>
+          <w:lang w:val="pt_PT" w:bidi="pt_PT"/>
+        </w:rPr>
+        <w:t>Deuteronômio 7.13–14</w:t>
+      </w:r>
+      <w:r>
+        <w:rPr>
+          <w:lang w:val="pt_PT" w:bidi="pt_PT"/>
+        </w:rPr>
+        <w:t xml:space="preserve">; </w:t>
+      </w:r>
+      <w:r>
+        <w:rPr>
+          <w:lang w:val="pt_PT" w:bidi="pt_PT"/>
+        </w:rPr>
+        <w:t>Mateus 24.30</w:t>
+      </w:r>
+      <w:r>
+        <w:rPr>
+          <w:lang w:val="pt_PT" w:bidi="pt_PT"/>
+        </w:rPr>
+        <w:t xml:space="preserve">; </w:t>
+      </w:r>
+      <w:r>
+        <w:rPr>
+          <w:lang w:val="pt_PT" w:bidi="pt_PT"/>
+        </w:rPr>
+        <w:t>26.24</w:t>
+      </w:r>
+      <w:r>
+        <w:rPr>
+          <w:lang w:val="pt_PT" w:bidi="pt_PT"/>
+        </w:rPr>
+        <w:t xml:space="preserve">; </w:t>
+      </w:r>
+      <w:r>
+        <w:rPr>
+          <w:lang w:val="pt_PT" w:bidi="pt_PT"/>
+        </w:rPr>
+        <w:t>Marcos 13.26</w:t>
+      </w:r>
+      <w:r>
+        <w:rPr>
+          <w:lang w:val="pt_PT" w:bidi="pt_PT"/>
+        </w:rPr>
+        <w:t xml:space="preserve">; </w:t>
+      </w:r>
+      <w:r>
+        <w:rPr>
+          <w:lang w:val="pt_PT" w:bidi="pt_PT"/>
+        </w:rPr>
+        <w:t>Lucas 21.27</w:t>
+      </w:r>
+      <w:r>
+        <w:rPr>
+          <w:lang w:val="pt_PT" w:bidi="pt_PT"/>
+        </w:rPr>
+        <w:t xml:space="preserve">; </w:t>
+      </w:r>
+      <w:r>
+        <w:rPr>
+          <w:lang w:val="pt_PT" w:bidi="pt_PT"/>
+        </w:rPr>
+        <w:t>João 12.34</w:t>
+      </w:r>
+      <w:r>
+        <w:rPr>
+          <w:lang w:val="pt_PT" w:bidi="pt_PT"/>
+        </w:rPr>
+        <w:t xml:space="preserve">; </w:t>
+      </w:r>
+      <w:r>
+        <w:rPr>
+          <w:lang w:val="pt_PT" w:bidi="pt_PT"/>
+        </w:rPr>
+        <w:t>Apocalipse 1.13</w:t>
+      </w:r>
+      <w:r>
+        <w:rPr>
+          <w:lang w:val="pt_PT" w:bidi="pt_PT"/>
+        </w:rPr>
+        <w:t xml:space="preserve">; </w:t>
+      </w:r>
+      <w:r>
+        <w:rPr>
+          <w:lang w:val="pt_PT" w:bidi="pt_PT"/>
+        </w:rPr>
+        <w:t>14.14</w:t>
+      </w:r>
       <w:r>
         <w:rPr>
           <w:lang w:val="pt_PT" w:bidi="pt_PT"/>
@@ -1323,36 +1035,24 @@
         </w:rPr>
         <w:t>Os amalequitas eram descendentes de Amaleque, um neto de Esaú (</w:t>
       </w:r>
-      <w:hyperlink r:id="rId53">
-        <w:r>
-          <w:rPr>
-            <w:lang w:val="pt_PT" w:bidi="pt_PT"/>
-          </w:rPr>
-          <w:rPr>
-            <w:color w:val="0000EE"/>
-            <w:u w:val="single"/>
-          </w:rPr>
-          <w:t>Gn 36.12</w:t>
-        </w:r>
-      </w:hyperlink>
-      <w:r>
-        <w:rPr>
-          <w:lang w:val="pt_PT" w:bidi="pt_PT"/>
-        </w:rPr>
-        <w:t xml:space="preserve">; </w:t>
-      </w:r>
-      <w:hyperlink r:id="rId54">
-        <w:r>
-          <w:rPr>
-            <w:lang w:val="pt_PT" w:bidi="pt_PT"/>
-          </w:rPr>
-          <w:rPr>
-            <w:color w:val="0000EE"/>
-            <w:u w:val="single"/>
-          </w:rPr>
-          <w:t>1Cr 1.36</w:t>
-        </w:r>
-      </w:hyperlink>
+      <w:r>
+        <w:rPr>
+          <w:lang w:val="pt_PT" w:bidi="pt_PT"/>
+        </w:rPr>
+        <w:t>Gn 36.12</w:t>
+      </w:r>
+      <w:r>
+        <w:rPr>
+          <w:lang w:val="pt_PT" w:bidi="pt_PT"/>
+        </w:rPr>
+        <w:t xml:space="preserve">; </w:t>
+      </w:r>
+      <w:r>
+        <w:rPr>
+          <w:lang w:val="pt_PT" w:bidi="pt_PT"/>
+        </w:rPr>
+        <w:t>1Cr 1.36</w:t>
+      </w:r>
       <w:r>
         <w:rPr>
           <w:lang w:val="pt_PT" w:bidi="pt_PT"/>
@@ -1373,36 +1073,24 @@
         </w:rPr>
         <w:t>Os amalequitas eram inimigos poderosos de Israel. Israel encontrou pela primeira vez os guerreiros amalequitas em Refidim, perto do Sinai, quando atacaram Israel (</w:t>
       </w:r>
-      <w:hyperlink r:id="rId55">
-        <w:r>
-          <w:rPr>
-            <w:lang w:val="pt_PT" w:bidi="pt_PT"/>
-          </w:rPr>
-          <w:rPr>
-            <w:color w:val="0000EE"/>
-            <w:u w:val="single"/>
-          </w:rPr>
-          <w:t>Êx 17.8–16</w:t>
-        </w:r>
-      </w:hyperlink>
+      <w:r>
+        <w:rPr>
+          <w:lang w:val="pt_PT" w:bidi="pt_PT"/>
+        </w:rPr>
+        <w:t>Êx 17.8–16</w:t>
+      </w:r>
       <w:r>
         <w:rPr>
           <w:lang w:val="pt_PT" w:bidi="pt_PT"/>
         </w:rPr>
         <w:t>). Josué e o exército israelita derrotaram os amalequitas nesta batalha. Mais tarde, os amalequitas impediram a tentativa desobediente de Israel de entrar na Terra Prometida (</w:t>
       </w:r>
-      <w:hyperlink r:id="rId56">
-        <w:r>
-          <w:rPr>
-            <w:lang w:val="pt_PT" w:bidi="pt_PT"/>
-          </w:rPr>
-          <w:rPr>
-            <w:color w:val="0000EE"/>
-            <w:u w:val="single"/>
-          </w:rPr>
-          <w:t>Nm 14.39–45</w:t>
-        </w:r>
-      </w:hyperlink>
+      <w:r>
+        <w:rPr>
+          <w:lang w:val="pt_PT" w:bidi="pt_PT"/>
+        </w:rPr>
+        <w:t>Nm 14.39–45</w:t>
+      </w:r>
       <w:r>
         <w:rPr>
           <w:lang w:val="pt_PT" w:bidi="pt_PT"/>
@@ -1423,216 +1111,144 @@
         </w:rPr>
         <w:t>Devido à sua hostilidade, Moisés instruiu Israel a destruí-los (</w:t>
       </w:r>
-      <w:hyperlink r:id="rId57">
-        <w:r>
-          <w:rPr>
-            <w:lang w:val="pt_PT" w:bidi="pt_PT"/>
-          </w:rPr>
-          <w:rPr>
-            <w:color w:val="0000EE"/>
-            <w:u w:val="single"/>
-          </w:rPr>
-          <w:t>Dt 25.17–19</w:t>
-        </w:r>
-      </w:hyperlink>
+      <w:r>
+        <w:rPr>
+          <w:lang w:val="pt_PT" w:bidi="pt_PT"/>
+        </w:rPr>
+        <w:t>Dt 25.17–19</w:t>
+      </w:r>
       <w:r>
         <w:rPr>
           <w:lang w:val="pt_PT" w:bidi="pt_PT"/>
         </w:rPr>
         <w:t xml:space="preserve">). No entanto, os amalequitas continuaram a viver no Neguebe (veja </w:t>
       </w:r>
-      <w:hyperlink r:id="rId58">
-        <w:r>
-          <w:rPr>
-            <w:lang w:val="pt_PT" w:bidi="pt_PT"/>
-          </w:rPr>
-          <w:rPr>
-            <w:color w:val="0000EE"/>
-            <w:u w:val="single"/>
-          </w:rPr>
-          <w:t>Jz 3.12–14</w:t>
-        </w:r>
-      </w:hyperlink>
-      <w:r>
-        <w:rPr>
-          <w:lang w:val="pt_PT" w:bidi="pt_PT"/>
-        </w:rPr>
-        <w:t xml:space="preserve">; </w:t>
-      </w:r>
-      <w:hyperlink r:id="rId59">
-        <w:r>
-          <w:rPr>
-            <w:lang w:val="pt_PT" w:bidi="pt_PT"/>
-          </w:rPr>
-          <w:rPr>
-            <w:color w:val="0000EE"/>
-            <w:u w:val="single"/>
-          </w:rPr>
-          <w:t>6.33</w:t>
-        </w:r>
-      </w:hyperlink>
-      <w:r>
-        <w:rPr>
-          <w:lang w:val="pt_PT" w:bidi="pt_PT"/>
-        </w:rPr>
-        <w:t xml:space="preserve">; </w:t>
-      </w:r>
-      <w:hyperlink r:id="rId60">
-        <w:r>
-          <w:rPr>
-            <w:lang w:val="pt_PT" w:bidi="pt_PT"/>
-          </w:rPr>
-          <w:rPr>
-            <w:color w:val="0000EE"/>
-            <w:u w:val="single"/>
-          </w:rPr>
-          <w:t>1Sm 14.47–48</w:t>
-        </w:r>
-      </w:hyperlink>
-      <w:r>
-        <w:rPr>
-          <w:lang w:val="pt_PT" w:bidi="pt_PT"/>
-        </w:rPr>
-        <w:t xml:space="preserve">; </w:t>
-      </w:r>
-      <w:hyperlink r:id="rId61">
-        <w:r>
-          <w:rPr>
-            <w:lang w:val="pt_PT" w:bidi="pt_PT"/>
-          </w:rPr>
-          <w:rPr>
-            <w:color w:val="0000EE"/>
-            <w:u w:val="single"/>
-          </w:rPr>
-          <w:t>15.1–35</w:t>
-        </w:r>
-      </w:hyperlink>
+      <w:r>
+        <w:rPr>
+          <w:lang w:val="pt_PT" w:bidi="pt_PT"/>
+        </w:rPr>
+        <w:t>Jz 3.12–14</w:t>
+      </w:r>
+      <w:r>
+        <w:rPr>
+          <w:lang w:val="pt_PT" w:bidi="pt_PT"/>
+        </w:rPr>
+        <w:t xml:space="preserve">; </w:t>
+      </w:r>
+      <w:r>
+        <w:rPr>
+          <w:lang w:val="pt_PT" w:bidi="pt_PT"/>
+        </w:rPr>
+        <w:t>6.33</w:t>
+      </w:r>
+      <w:r>
+        <w:rPr>
+          <w:lang w:val="pt_PT" w:bidi="pt_PT"/>
+        </w:rPr>
+        <w:t xml:space="preserve">; </w:t>
+      </w:r>
+      <w:r>
+        <w:rPr>
+          <w:lang w:val="pt_PT" w:bidi="pt_PT"/>
+        </w:rPr>
+        <w:t>1Sm 14.47–48</w:t>
+      </w:r>
+      <w:r>
+        <w:rPr>
+          <w:lang w:val="pt_PT" w:bidi="pt_PT"/>
+        </w:rPr>
+        <w:t xml:space="preserve">; </w:t>
+      </w:r>
+      <w:r>
+        <w:rPr>
+          <w:lang w:val="pt_PT" w:bidi="pt_PT"/>
+        </w:rPr>
+        <w:t>15.1–35</w:t>
+      </w:r>
       <w:r>
         <w:rPr>
           <w:lang w:val="pt_PT" w:bidi="pt_PT"/>
         </w:rPr>
         <w:t>). Aqueles que sobreviveram permaneceram inimigos de Israel (</w:t>
       </w:r>
-      <w:hyperlink r:id="rId62">
-        <w:r>
-          <w:rPr>
-            <w:lang w:val="pt_PT" w:bidi="pt_PT"/>
-          </w:rPr>
-          <w:rPr>
-            <w:color w:val="0000EE"/>
-            <w:u w:val="single"/>
-          </w:rPr>
-          <w:t>1Sm 27.8</w:t>
-        </w:r>
-      </w:hyperlink>
-      <w:r>
-        <w:rPr>
-          <w:lang w:val="pt_PT" w:bidi="pt_PT"/>
-        </w:rPr>
-        <w:t xml:space="preserve">; </w:t>
-      </w:r>
-      <w:hyperlink r:id="rId63">
-        <w:r>
-          <w:rPr>
-            <w:lang w:val="pt_PT" w:bidi="pt_PT"/>
-          </w:rPr>
-          <w:rPr>
-            <w:color w:val="0000EE"/>
-            <w:u w:val="single"/>
-          </w:rPr>
-          <w:t>30.1–20</w:t>
-        </w:r>
-      </w:hyperlink>
-      <w:r>
-        <w:rPr>
-          <w:lang w:val="pt_PT" w:bidi="pt_PT"/>
-        </w:rPr>
-        <w:t xml:space="preserve">; </w:t>
-      </w:r>
-      <w:hyperlink r:id="rId64">
-        <w:r>
-          <w:rPr>
-            <w:lang w:val="pt_PT" w:bidi="pt_PT"/>
-          </w:rPr>
-          <w:rPr>
-            <w:color w:val="0000EE"/>
-            <w:u w:val="single"/>
-          </w:rPr>
-          <w:t>2Sm 8.11–12</w:t>
-        </w:r>
-      </w:hyperlink>
-      <w:r>
-        <w:rPr>
-          <w:lang w:val="pt_PT" w:bidi="pt_PT"/>
-        </w:rPr>
-        <w:t xml:space="preserve">; </w:t>
-      </w:r>
-      <w:hyperlink r:id="rId65">
-        <w:r>
-          <w:rPr>
-            <w:lang w:val="pt_PT" w:bidi="pt_PT"/>
-          </w:rPr>
-          <w:rPr>
-            <w:color w:val="0000EE"/>
-            <w:u w:val="single"/>
-          </w:rPr>
-          <w:t>Sl 83.1–8</w:t>
-        </w:r>
-      </w:hyperlink>
+      <w:r>
+        <w:rPr>
+          <w:lang w:val="pt_PT" w:bidi="pt_PT"/>
+        </w:rPr>
+        <w:t>1Sm 27.8</w:t>
+      </w:r>
+      <w:r>
+        <w:rPr>
+          <w:lang w:val="pt_PT" w:bidi="pt_PT"/>
+        </w:rPr>
+        <w:t xml:space="preserve">; </w:t>
+      </w:r>
+      <w:r>
+        <w:rPr>
+          <w:lang w:val="pt_PT" w:bidi="pt_PT"/>
+        </w:rPr>
+        <w:t>30.1–20</w:t>
+      </w:r>
+      <w:r>
+        <w:rPr>
+          <w:lang w:val="pt_PT" w:bidi="pt_PT"/>
+        </w:rPr>
+        <w:t xml:space="preserve">; </w:t>
+      </w:r>
+      <w:r>
+        <w:rPr>
+          <w:lang w:val="pt_PT" w:bidi="pt_PT"/>
+        </w:rPr>
+        <w:t>2Sm 8.11–12</w:t>
+      </w:r>
+      <w:r>
+        <w:rPr>
+          <w:lang w:val="pt_PT" w:bidi="pt_PT"/>
+        </w:rPr>
+        <w:t xml:space="preserve">; </w:t>
+      </w:r>
+      <w:r>
+        <w:rPr>
+          <w:lang w:val="pt_PT" w:bidi="pt_PT"/>
+        </w:rPr>
+        <w:t>Sl 83.1–8</w:t>
+      </w:r>
       <w:r>
         <w:rPr>
           <w:lang w:val="pt_PT" w:bidi="pt_PT"/>
         </w:rPr>
         <w:t>). Este grupo remanescente foi finalmente destruído durante o reinado do Rei Ezequias (</w:t>
       </w:r>
-      <w:hyperlink r:id="rId66">
-        <w:r>
-          <w:rPr>
-            <w:lang w:val="pt_PT" w:bidi="pt_PT"/>
-          </w:rPr>
-          <w:rPr>
-            <w:color w:val="0000EE"/>
-            <w:u w:val="single"/>
-          </w:rPr>
-          <w:t>1Cr 4.42–43</w:t>
-        </w:r>
-      </w:hyperlink>
+      <w:r>
+        <w:rPr>
+          <w:lang w:val="pt_PT" w:bidi="pt_PT"/>
+        </w:rPr>
+        <w:t>1Cr 4.42–43</w:t>
+      </w:r>
       <w:r>
         <w:rPr>
           <w:lang w:val="pt_PT" w:bidi="pt_PT"/>
         </w:rPr>
         <w:t>). No livro de Ester, Hamã, um descendente do Rei Agague, demonstrou sua hostilidade até o fim (</w:t>
       </w:r>
-      <w:hyperlink r:id="rId67">
-        <w:r>
-          <w:rPr>
-            <w:lang w:val="pt_PT" w:bidi="pt_PT"/>
-          </w:rPr>
-          <w:rPr>
-            <w:color w:val="0000EE"/>
-            <w:u w:val="single"/>
-          </w:rPr>
-          <w:t>Et 3</w:t>
-        </w:r>
-      </w:hyperlink>
+      <w:r>
+        <w:rPr>
+          <w:lang w:val="pt_PT" w:bidi="pt_PT"/>
+        </w:rPr>
+        <w:t>Et 3</w:t>
+      </w:r>
       <w:r>
         <w:rPr>
           <w:lang w:val="pt_PT" w:bidi="pt_PT"/>
         </w:rPr>
         <w:t xml:space="preserve">; veja </w:t>
       </w:r>
-      <w:hyperlink r:id="rId61">
-        <w:r>
-          <w:rPr>
-            <w:lang w:val="pt_PT" w:bidi="pt_PT"/>
-          </w:rPr>
-          <w:rPr>
-            <w:color w:val="0000EE"/>
-            <w:u w:val="single"/>
-          </w:rPr>
-          <w:t>1Sm 15</w:t>
-        </w:r>
-      </w:hyperlink>
+      <w:r>
+        <w:rPr>
+          <w:lang w:val="pt_PT" w:bidi="pt_PT"/>
+        </w:rPr>
+        <w:t>1Sm 15</w:t>
+      </w:r>
       <w:r>
         <w:rPr>
           <w:lang w:val="pt_PT" w:bidi="pt_PT"/>
@@ -1662,18 +1278,12 @@
           <w:lang w:val="pt_PT" w:bidi="pt_PT"/>
         </w:rPr>
       </w:r>
-      <w:hyperlink r:id="rId68">
-        <w:r>
-          <w:rPr>
-            <w:lang w:val="pt_PT" w:bidi="pt_PT"/>
-          </w:rPr>
-          <w:rPr>
-            <w:color w:val="0000EE"/>
-            <w:u w:val="single"/>
-          </w:rPr>
-          <w:t>1 Samuel 30.1–31</w:t>
-        </w:r>
-      </w:hyperlink>
+      <w:r>
+        <w:rPr>
+          <w:lang w:val="pt_PT" w:bidi="pt_PT"/>
+        </w:rPr>
+        <w:t>1 Samuel 30.1–31</w:t>
+      </w:r>
       <w:r>
         <w:rPr>
           <w:lang w:val="pt_PT" w:bidi="pt_PT"/>
@@ -1816,18 +1426,12 @@
         </w:rPr>
         <w:t xml:space="preserve">Os fariseus eram um grupo pequeno, mas tinham muita influência em Israel (veja </w:t>
       </w:r>
-      <w:hyperlink r:id="rId69">
-        <w:r>
-          <w:rPr>
-            <w:lang w:val="pt_PT" w:bidi="pt_PT"/>
-          </w:rPr>
-          <w:rPr>
-            <w:color w:val="0000EE"/>
-            <w:u w:val="single"/>
-          </w:rPr>
-          <w:t>Mt 15.12–14</w:t>
-        </w:r>
-      </w:hyperlink>
+      <w:r>
+        <w:rPr>
+          <w:lang w:val="pt_PT" w:bidi="pt_PT"/>
+        </w:rPr>
+        <w:t>Mt 15.12–14</w:t>
+      </w:r>
       <w:r>
         <w:rPr>
           <w:lang w:val="pt_PT" w:bidi="pt_PT"/>
@@ -1874,18 +1478,12 @@
         </w:rPr>
         <w:t xml:space="preserve">Ao contrário dos saduceus, os fariseus acreditavam firmemente na ressurreição dos mortos (veja </w:t>
       </w:r>
-      <w:hyperlink r:id="rId70">
-        <w:r>
-          <w:rPr>
-            <w:lang w:val="pt_PT" w:bidi="pt_PT"/>
-          </w:rPr>
-          <w:rPr>
-            <w:color w:val="0000EE"/>
-            <w:u w:val="single"/>
-          </w:rPr>
-          <w:t>At 23.6–8</w:t>
-        </w:r>
-      </w:hyperlink>
+      <w:r>
+        <w:rPr>
+          <w:lang w:val="pt_PT" w:bidi="pt_PT"/>
+        </w:rPr>
+        <w:t>At 23.6–8</w:t>
+      </w:r>
       <w:r>
         <w:rPr>
           <w:lang w:val="pt_PT" w:bidi="pt_PT"/>
@@ -1906,36 +1504,24 @@
         </w:rPr>
         <w:t xml:space="preserve">Havia frequentemente conflito entre Jesus e os fariseus. Jesus os acusava de hipocrisia (dizer uma coisa, mas fazer outra) e de priorizar regras humanas sobre os padrões justos de Deus. Ele se opunha a eles porque afastavam as pessoas do plano de redenção de Deus. Embora fossem líderes religiosos de Israel, Jesus os criticava como hipócritas por distorcerem ensinamentos e práticas (veja </w:t>
       </w:r>
-      <w:hyperlink r:id="rId71">
-        <w:r>
-          <w:rPr>
-            <w:lang w:val="pt_PT" w:bidi="pt_PT"/>
-          </w:rPr>
-          <w:rPr>
-            <w:color w:val="0000EE"/>
-            <w:u w:val="single"/>
-          </w:rPr>
-          <w:t>Mt 23</w:t>
-        </w:r>
-      </w:hyperlink>
+      <w:r>
+        <w:rPr>
+          <w:lang w:val="pt_PT" w:bidi="pt_PT"/>
+        </w:rPr>
+        <w:t>Mt 23</w:t>
+      </w:r>
       <w:r>
         <w:rPr>
           <w:lang w:val="pt_PT" w:bidi="pt_PT"/>
         </w:rPr>
         <w:t xml:space="preserve">). Os fariseus se opunham a Jesus. Eles o rejeitaram e seu trabalho principalmente porque ele ignorava suas tradições (veja, por exemplo, </w:t>
       </w:r>
-      <w:hyperlink r:id="rId72">
-        <w:r>
-          <w:rPr>
-            <w:lang w:val="pt_PT" w:bidi="pt_PT"/>
-          </w:rPr>
-          <w:rPr>
-            <w:color w:val="0000EE"/>
-            <w:u w:val="single"/>
-          </w:rPr>
-          <w:t>Mt 15.1–20</w:t>
-        </w:r>
-      </w:hyperlink>
+      <w:r>
+        <w:rPr>
+          <w:lang w:val="pt_PT" w:bidi="pt_PT"/>
+        </w:rPr>
+        <w:t>Mt 15.1–20</w:t>
+      </w:r>
       <w:r>
         <w:rPr>
           <w:lang w:val="pt_PT" w:bidi="pt_PT"/>
@@ -1965,936 +1551,624 @@
           <w:lang w:val="pt_PT" w:bidi="pt_PT"/>
         </w:rPr>
       </w:r>
-      <w:hyperlink r:id="rId73">
-        <w:r>
-          <w:rPr>
-            <w:lang w:val="pt_PT" w:bidi="pt_PT"/>
-          </w:rPr>
-          <w:rPr>
-            <w:color w:val="0000EE"/>
-            <w:u w:val="single"/>
-          </w:rPr>
-          <w:t>Mateus 3.7</w:t>
-        </w:r>
-      </w:hyperlink>
-      <w:r>
-        <w:rPr>
-          <w:lang w:val="pt_PT" w:bidi="pt_PT"/>
-        </w:rPr>
-        <w:t xml:space="preserve">; </w:t>
-      </w:r>
-      <w:hyperlink r:id="rId74">
-        <w:r>
-          <w:rPr>
-            <w:lang w:val="pt_PT" w:bidi="pt_PT"/>
-          </w:rPr>
-          <w:rPr>
-            <w:color w:val="0000EE"/>
-            <w:u w:val="single"/>
-          </w:rPr>
-          <w:t>5.20</w:t>
-        </w:r>
-      </w:hyperlink>
-      <w:r>
-        <w:rPr>
-          <w:lang w:val="pt_PT" w:bidi="pt_PT"/>
-        </w:rPr>
-        <w:t xml:space="preserve">; </w:t>
-      </w:r>
-      <w:hyperlink r:id="rId75">
-        <w:r>
-          <w:rPr>
-            <w:lang w:val="pt_PT" w:bidi="pt_PT"/>
-          </w:rPr>
-          <w:rPr>
-            <w:color w:val="0000EE"/>
-            <w:u w:val="single"/>
-          </w:rPr>
-          <w:t>9.10–14</w:t>
-        </w:r>
-      </w:hyperlink>
+      <w:r>
+        <w:rPr>
+          <w:lang w:val="pt_PT" w:bidi="pt_PT"/>
+        </w:rPr>
+        <w:t>Mateus 3.7</w:t>
+      </w:r>
+      <w:r>
+        <w:rPr>
+          <w:lang w:val="pt_PT" w:bidi="pt_PT"/>
+        </w:rPr>
+        <w:t xml:space="preserve">; </w:t>
+      </w:r>
+      <w:r>
+        <w:rPr>
+          <w:lang w:val="pt_PT" w:bidi="pt_PT"/>
+        </w:rPr>
+        <w:t>5.20</w:t>
+      </w:r>
+      <w:r>
+        <w:rPr>
+          <w:lang w:val="pt_PT" w:bidi="pt_PT"/>
+        </w:rPr>
+        <w:t xml:space="preserve">; </w:t>
+      </w:r>
+      <w:r>
+        <w:rPr>
+          <w:lang w:val="pt_PT" w:bidi="pt_PT"/>
+        </w:rPr>
+        <w:t>9.10–14</w:t>
+      </w:r>
       <w:r>
         <w:rPr>
           <w:lang w:val="pt_PT" w:bidi="pt_PT"/>
         </w:rPr>
         <w:t>,</w:t>
       </w:r>
-      <w:hyperlink r:id="rId76">
-        <w:r>
-          <w:rPr>
-            <w:lang w:val="pt_PT" w:bidi="pt_PT"/>
-          </w:rPr>
-          <w:rPr>
-            <w:color w:val="0000EE"/>
-            <w:u w:val="single"/>
-          </w:rPr>
-          <w:t>34</w:t>
-        </w:r>
-      </w:hyperlink>
-      <w:r>
-        <w:rPr>
-          <w:lang w:val="pt_PT" w:bidi="pt_PT"/>
-        </w:rPr>
-        <w:t xml:space="preserve">; </w:t>
-      </w:r>
-      <w:hyperlink r:id="rId77">
-        <w:r>
-          <w:rPr>
-            <w:lang w:val="pt_PT" w:bidi="pt_PT"/>
-          </w:rPr>
-          <w:rPr>
-            <w:color w:val="0000EE"/>
-            <w:u w:val="single"/>
-          </w:rPr>
-          <w:t>12.1–14</w:t>
-        </w:r>
-      </w:hyperlink>
+      <w:r>
+        <w:rPr>
+          <w:lang w:val="pt_PT" w:bidi="pt_PT"/>
+        </w:rPr>
+        <w:t>34</w:t>
+      </w:r>
+      <w:r>
+        <w:rPr>
+          <w:lang w:val="pt_PT" w:bidi="pt_PT"/>
+        </w:rPr>
+        <w:t xml:space="preserve">; </w:t>
+      </w:r>
+      <w:r>
+        <w:rPr>
+          <w:lang w:val="pt_PT" w:bidi="pt_PT"/>
+        </w:rPr>
+        <w:t>12.1–14</w:t>
+      </w:r>
       <w:r>
         <w:rPr>
           <w:lang w:val="pt_PT" w:bidi="pt_PT"/>
         </w:rPr>
         <w:t>,</w:t>
       </w:r>
-      <w:hyperlink r:id="rId78">
-        <w:r>
-          <w:rPr>
-            <w:lang w:val="pt_PT" w:bidi="pt_PT"/>
-          </w:rPr>
-          <w:rPr>
-            <w:color w:val="0000EE"/>
-            <w:u w:val="single"/>
-          </w:rPr>
-          <w:t>22–24</w:t>
-        </w:r>
-      </w:hyperlink>
+      <w:r>
+        <w:rPr>
+          <w:lang w:val="pt_PT" w:bidi="pt_PT"/>
+        </w:rPr>
+        <w:t>22–24</w:t>
+      </w:r>
       <w:r>
         <w:rPr>
           <w:lang w:val="pt_PT" w:bidi="pt_PT"/>
         </w:rPr>
         <w:t>,</w:t>
       </w:r>
-      <w:hyperlink r:id="rId79">
-        <w:r>
-          <w:rPr>
-            <w:lang w:val="pt_PT" w:bidi="pt_PT"/>
-          </w:rPr>
-          <w:rPr>
-            <w:color w:val="0000EE"/>
-            <w:u w:val="single"/>
-          </w:rPr>
-          <w:t>38–40</w:t>
-        </w:r>
-      </w:hyperlink>
-      <w:r>
-        <w:rPr>
-          <w:lang w:val="pt_PT" w:bidi="pt_PT"/>
-        </w:rPr>
-        <w:t xml:space="preserve">; </w:t>
-      </w:r>
-      <w:hyperlink r:id="rId80">
-        <w:r>
-          <w:rPr>
-            <w:lang w:val="pt_PT" w:bidi="pt_PT"/>
-          </w:rPr>
-          <w:rPr>
-            <w:color w:val="0000EE"/>
-            <w:u w:val="single"/>
-          </w:rPr>
-          <w:t>15.1–14</w:t>
-        </w:r>
-      </w:hyperlink>
-      <w:r>
-        <w:rPr>
-          <w:lang w:val="pt_PT" w:bidi="pt_PT"/>
-        </w:rPr>
-        <w:t xml:space="preserve">; </w:t>
-      </w:r>
-      <w:hyperlink r:id="rId81">
-        <w:r>
-          <w:rPr>
-            <w:lang w:val="pt_PT" w:bidi="pt_PT"/>
-          </w:rPr>
-          <w:rPr>
-            <w:color w:val="0000EE"/>
-            <w:u w:val="single"/>
-          </w:rPr>
-          <w:t>16.1–12</w:t>
-        </w:r>
-      </w:hyperlink>
-      <w:r>
-        <w:rPr>
-          <w:lang w:val="pt_PT" w:bidi="pt_PT"/>
-        </w:rPr>
-        <w:t xml:space="preserve">; </w:t>
-      </w:r>
-      <w:hyperlink r:id="rId82">
-        <w:r>
-          <w:rPr>
-            <w:lang w:val="pt_PT" w:bidi="pt_PT"/>
-          </w:rPr>
-          <w:rPr>
-            <w:color w:val="0000EE"/>
-            <w:u w:val="single"/>
-          </w:rPr>
-          <w:t>19.3</w:t>
-        </w:r>
-      </w:hyperlink>
-      <w:r>
-        <w:rPr>
-          <w:lang w:val="pt_PT" w:bidi="pt_PT"/>
-        </w:rPr>
-        <w:t xml:space="preserve">; </w:t>
-      </w:r>
-      <w:hyperlink r:id="rId83">
-        <w:r>
-          <w:rPr>
-            <w:lang w:val="pt_PT" w:bidi="pt_PT"/>
-          </w:rPr>
-          <w:rPr>
-            <w:color w:val="0000EE"/>
-            <w:u w:val="single"/>
-          </w:rPr>
-          <w:t>21.45</w:t>
-        </w:r>
-      </w:hyperlink>
-      <w:r>
-        <w:rPr>
-          <w:lang w:val="pt_PT" w:bidi="pt_PT"/>
-        </w:rPr>
-        <w:t xml:space="preserve">; </w:t>
-      </w:r>
-      <w:hyperlink r:id="rId84">
-        <w:r>
-          <w:rPr>
-            <w:lang w:val="pt_PT" w:bidi="pt_PT"/>
-          </w:rPr>
-          <w:rPr>
-            <w:color w:val="0000EE"/>
-            <w:u w:val="single"/>
-          </w:rPr>
-          <w:t>22.15</w:t>
-        </w:r>
-      </w:hyperlink>
+      <w:r>
+        <w:rPr>
+          <w:lang w:val="pt_PT" w:bidi="pt_PT"/>
+        </w:rPr>
+        <w:t>38–40</w:t>
+      </w:r>
+      <w:r>
+        <w:rPr>
+          <w:lang w:val="pt_PT" w:bidi="pt_PT"/>
+        </w:rPr>
+        <w:t xml:space="preserve">; </w:t>
+      </w:r>
+      <w:r>
+        <w:rPr>
+          <w:lang w:val="pt_PT" w:bidi="pt_PT"/>
+        </w:rPr>
+        <w:t>15.1–14</w:t>
+      </w:r>
+      <w:r>
+        <w:rPr>
+          <w:lang w:val="pt_PT" w:bidi="pt_PT"/>
+        </w:rPr>
+        <w:t xml:space="preserve">; </w:t>
+      </w:r>
+      <w:r>
+        <w:rPr>
+          <w:lang w:val="pt_PT" w:bidi="pt_PT"/>
+        </w:rPr>
+        <w:t>16.1–12</w:t>
+      </w:r>
+      <w:r>
+        <w:rPr>
+          <w:lang w:val="pt_PT" w:bidi="pt_PT"/>
+        </w:rPr>
+        <w:t xml:space="preserve">; </w:t>
+      </w:r>
+      <w:r>
+        <w:rPr>
+          <w:lang w:val="pt_PT" w:bidi="pt_PT"/>
+        </w:rPr>
+        <w:t>19.3</w:t>
+      </w:r>
+      <w:r>
+        <w:rPr>
+          <w:lang w:val="pt_PT" w:bidi="pt_PT"/>
+        </w:rPr>
+        <w:t xml:space="preserve">; </w:t>
+      </w:r>
+      <w:r>
+        <w:rPr>
+          <w:lang w:val="pt_PT" w:bidi="pt_PT"/>
+        </w:rPr>
+        <w:t>21.45</w:t>
+      </w:r>
+      <w:r>
+        <w:rPr>
+          <w:lang w:val="pt_PT" w:bidi="pt_PT"/>
+        </w:rPr>
+        <w:t xml:space="preserve">; </w:t>
+      </w:r>
+      <w:r>
+        <w:rPr>
+          <w:lang w:val="pt_PT" w:bidi="pt_PT"/>
+        </w:rPr>
+        <w:t>22.15</w:t>
+      </w:r>
       <w:r>
         <w:rPr>
           <w:lang w:val="pt_PT" w:bidi="pt_PT"/>
         </w:rPr>
         <w:t>,</w:t>
       </w:r>
-      <w:hyperlink r:id="rId85">
-        <w:r>
-          <w:rPr>
-            <w:lang w:val="pt_PT" w:bidi="pt_PT"/>
-          </w:rPr>
-          <w:rPr>
-            <w:color w:val="0000EE"/>
-            <w:u w:val="single"/>
-          </w:rPr>
-          <w:t>34</w:t>
-        </w:r>
-      </w:hyperlink>
-      <w:r>
-        <w:rPr>
-          <w:lang w:val="pt_PT" w:bidi="pt_PT"/>
-        </w:rPr>
-        <w:t xml:space="preserve">; </w:t>
-      </w:r>
-      <w:hyperlink r:id="rId86">
-        <w:r>
-          <w:rPr>
-            <w:lang w:val="pt_PT" w:bidi="pt_PT"/>
-          </w:rPr>
-          <w:rPr>
-            <w:color w:val="0000EE"/>
-            <w:u w:val="single"/>
-          </w:rPr>
-          <w:t>23.1–7</w:t>
-        </w:r>
-      </w:hyperlink>
+      <w:r>
+        <w:rPr>
+          <w:lang w:val="pt_PT" w:bidi="pt_PT"/>
+        </w:rPr>
+        <w:t>34</w:t>
+      </w:r>
+      <w:r>
+        <w:rPr>
+          <w:lang w:val="pt_PT" w:bidi="pt_PT"/>
+        </w:rPr>
+        <w:t xml:space="preserve">; </w:t>
+      </w:r>
+      <w:r>
+        <w:rPr>
+          <w:lang w:val="pt_PT" w:bidi="pt_PT"/>
+        </w:rPr>
+        <w:t>23.1–7</w:t>
+      </w:r>
       <w:r>
         <w:rPr>
           <w:lang w:val="pt_PT" w:bidi="pt_PT"/>
         </w:rPr>
         <w:t>,</w:t>
       </w:r>
-      <w:hyperlink r:id="rId87">
-        <w:r>
-          <w:rPr>
-            <w:lang w:val="pt_PT" w:bidi="pt_PT"/>
-          </w:rPr>
-          <w:rPr>
-            <w:color w:val="0000EE"/>
-            <w:u w:val="single"/>
-          </w:rPr>
-          <w:t>13–31</w:t>
-        </w:r>
-      </w:hyperlink>
-      <w:r>
-        <w:rPr>
-          <w:lang w:val="pt_PT" w:bidi="pt_PT"/>
-        </w:rPr>
-        <w:t xml:space="preserve">; </w:t>
-      </w:r>
-      <w:hyperlink r:id="rId88">
-        <w:r>
-          <w:rPr>
-            <w:lang w:val="pt_PT" w:bidi="pt_PT"/>
-          </w:rPr>
-          <w:rPr>
-            <w:color w:val="0000EE"/>
-            <w:u w:val="single"/>
-          </w:rPr>
-          <w:t>27.62–64</w:t>
-        </w:r>
-      </w:hyperlink>
-      <w:r>
-        <w:rPr>
-          <w:lang w:val="pt_PT" w:bidi="pt_PT"/>
-        </w:rPr>
-        <w:t xml:space="preserve">; </w:t>
-      </w:r>
-      <w:hyperlink r:id="rId89">
-        <w:r>
-          <w:rPr>
-            <w:lang w:val="pt_PT" w:bidi="pt_PT"/>
-          </w:rPr>
-          <w:rPr>
-            <w:color w:val="0000EE"/>
-            <w:u w:val="single"/>
-          </w:rPr>
-          <w:t>Marcos 2.23–25</w:t>
-        </w:r>
-      </w:hyperlink>
-      <w:r>
-        <w:rPr>
-          <w:lang w:val="pt_PT" w:bidi="pt_PT"/>
-        </w:rPr>
-        <w:t xml:space="preserve">; </w:t>
-      </w:r>
-      <w:hyperlink r:id="rId90">
-        <w:r>
-          <w:rPr>
-            <w:lang w:val="pt_PT" w:bidi="pt_PT"/>
-          </w:rPr>
-          <w:rPr>
-            <w:color w:val="0000EE"/>
-            <w:u w:val="single"/>
-          </w:rPr>
-          <w:t>3.1–6</w:t>
-        </w:r>
-      </w:hyperlink>
-      <w:r>
-        <w:rPr>
-          <w:lang w:val="pt_PT" w:bidi="pt_PT"/>
-        </w:rPr>
-        <w:t xml:space="preserve">; </w:t>
-      </w:r>
-      <w:hyperlink r:id="rId91">
-        <w:r>
-          <w:rPr>
-            <w:lang w:val="pt_PT" w:bidi="pt_PT"/>
-          </w:rPr>
-          <w:rPr>
-            <w:color w:val="0000EE"/>
-            <w:u w:val="single"/>
-          </w:rPr>
-          <w:t>7.1–13</w:t>
-        </w:r>
-      </w:hyperlink>
-      <w:r>
-        <w:rPr>
-          <w:lang w:val="pt_PT" w:bidi="pt_PT"/>
-        </w:rPr>
-        <w:t xml:space="preserve">; </w:t>
-      </w:r>
-      <w:hyperlink r:id="rId92">
-        <w:r>
-          <w:rPr>
-            <w:lang w:val="pt_PT" w:bidi="pt_PT"/>
-          </w:rPr>
-          <w:rPr>
-            <w:color w:val="0000EE"/>
-            <w:u w:val="single"/>
-          </w:rPr>
-          <w:t>8.11–12</w:t>
-        </w:r>
-      </w:hyperlink>
-      <w:r>
-        <w:rPr>
-          <w:lang w:val="pt_PT" w:bidi="pt_PT"/>
-        </w:rPr>
-        <w:t xml:space="preserve">; </w:t>
-      </w:r>
-      <w:hyperlink r:id="rId93">
-        <w:r>
-          <w:rPr>
-            <w:lang w:val="pt_PT" w:bidi="pt_PT"/>
-          </w:rPr>
-          <w:rPr>
-            <w:color w:val="0000EE"/>
-            <w:u w:val="single"/>
-          </w:rPr>
-          <w:t>12.13–17</w:t>
-        </w:r>
-      </w:hyperlink>
-      <w:r>
-        <w:rPr>
-          <w:lang w:val="pt_PT" w:bidi="pt_PT"/>
-        </w:rPr>
-        <w:t xml:space="preserve">; </w:t>
-      </w:r>
-      <w:hyperlink r:id="rId94">
-        <w:r>
-          <w:rPr>
-            <w:lang w:val="pt_PT" w:bidi="pt_PT"/>
-          </w:rPr>
-          <w:rPr>
-            <w:color w:val="0000EE"/>
-            <w:u w:val="single"/>
-          </w:rPr>
-          <w:t>Lucas 5.17–21</w:t>
-        </w:r>
-      </w:hyperlink>
+      <w:r>
+        <w:rPr>
+          <w:lang w:val="pt_PT" w:bidi="pt_PT"/>
+        </w:rPr>
+        <w:t>13–31</w:t>
+      </w:r>
+      <w:r>
+        <w:rPr>
+          <w:lang w:val="pt_PT" w:bidi="pt_PT"/>
+        </w:rPr>
+        <w:t xml:space="preserve">; </w:t>
+      </w:r>
+      <w:r>
+        <w:rPr>
+          <w:lang w:val="pt_PT" w:bidi="pt_PT"/>
+        </w:rPr>
+        <w:t>27.62–64</w:t>
+      </w:r>
+      <w:r>
+        <w:rPr>
+          <w:lang w:val="pt_PT" w:bidi="pt_PT"/>
+        </w:rPr>
+        <w:t xml:space="preserve">; </w:t>
+      </w:r>
+      <w:r>
+        <w:rPr>
+          <w:lang w:val="pt_PT" w:bidi="pt_PT"/>
+        </w:rPr>
+        <w:t>Marcos 2.23–25</w:t>
+      </w:r>
+      <w:r>
+        <w:rPr>
+          <w:lang w:val="pt_PT" w:bidi="pt_PT"/>
+        </w:rPr>
+        <w:t xml:space="preserve">; </w:t>
+      </w:r>
+      <w:r>
+        <w:rPr>
+          <w:lang w:val="pt_PT" w:bidi="pt_PT"/>
+        </w:rPr>
+        <w:t>3.1–6</w:t>
+      </w:r>
+      <w:r>
+        <w:rPr>
+          <w:lang w:val="pt_PT" w:bidi="pt_PT"/>
+        </w:rPr>
+        <w:t xml:space="preserve">; </w:t>
+      </w:r>
+      <w:r>
+        <w:rPr>
+          <w:lang w:val="pt_PT" w:bidi="pt_PT"/>
+        </w:rPr>
+        <w:t>7.1–13</w:t>
+      </w:r>
+      <w:r>
+        <w:rPr>
+          <w:lang w:val="pt_PT" w:bidi="pt_PT"/>
+        </w:rPr>
+        <w:t xml:space="preserve">; </w:t>
+      </w:r>
+      <w:r>
+        <w:rPr>
+          <w:lang w:val="pt_PT" w:bidi="pt_PT"/>
+        </w:rPr>
+        <w:t>8.11–12</w:t>
+      </w:r>
+      <w:r>
+        <w:rPr>
+          <w:lang w:val="pt_PT" w:bidi="pt_PT"/>
+        </w:rPr>
+        <w:t xml:space="preserve">; </w:t>
+      </w:r>
+      <w:r>
+        <w:rPr>
+          <w:lang w:val="pt_PT" w:bidi="pt_PT"/>
+        </w:rPr>
+        <w:t>12.13–17</w:t>
+      </w:r>
+      <w:r>
+        <w:rPr>
+          <w:lang w:val="pt_PT" w:bidi="pt_PT"/>
+        </w:rPr>
+        <w:t xml:space="preserve">; </w:t>
+      </w:r>
+      <w:r>
+        <w:rPr>
+          <w:lang w:val="pt_PT" w:bidi="pt_PT"/>
+        </w:rPr>
+        <w:t>Lucas 5.17–21</w:t>
+      </w:r>
       <w:r>
         <w:rPr>
           <w:lang w:val="pt_PT" w:bidi="pt_PT"/>
         </w:rPr>
         <w:t>,</w:t>
       </w:r>
-      <w:hyperlink r:id="rId95">
-        <w:r>
-          <w:rPr>
-            <w:lang w:val="pt_PT" w:bidi="pt_PT"/>
-          </w:rPr>
-          <w:rPr>
-            <w:color w:val="0000EE"/>
-            <w:u w:val="single"/>
-          </w:rPr>
-          <w:t>29–32</w:t>
-        </w:r>
-      </w:hyperlink>
-      <w:r>
-        <w:rPr>
-          <w:lang w:val="pt_PT" w:bidi="pt_PT"/>
-        </w:rPr>
-        <w:t xml:space="preserve">; </w:t>
-      </w:r>
-      <w:hyperlink r:id="rId96">
-        <w:r>
-          <w:rPr>
-            <w:lang w:val="pt_PT" w:bidi="pt_PT"/>
-          </w:rPr>
-          <w:rPr>
-            <w:color w:val="0000EE"/>
-            <w:u w:val="single"/>
-          </w:rPr>
-          <w:t>6.6–11</w:t>
-        </w:r>
-      </w:hyperlink>
-      <w:r>
-        <w:rPr>
-          <w:lang w:val="pt_PT" w:bidi="pt_PT"/>
-        </w:rPr>
-        <w:t xml:space="preserve">; </w:t>
-      </w:r>
-      <w:hyperlink r:id="rId97">
-        <w:r>
-          <w:rPr>
-            <w:lang w:val="pt_PT" w:bidi="pt_PT"/>
-          </w:rPr>
-          <w:rPr>
-            <w:color w:val="0000EE"/>
-            <w:u w:val="single"/>
-          </w:rPr>
-          <w:t>7.28–30</w:t>
-        </w:r>
-      </w:hyperlink>
+      <w:r>
+        <w:rPr>
+          <w:lang w:val="pt_PT" w:bidi="pt_PT"/>
+        </w:rPr>
+        <w:t>29–32</w:t>
+      </w:r>
+      <w:r>
+        <w:rPr>
+          <w:lang w:val="pt_PT" w:bidi="pt_PT"/>
+        </w:rPr>
+        <w:t xml:space="preserve">; </w:t>
+      </w:r>
+      <w:r>
+        <w:rPr>
+          <w:lang w:val="pt_PT" w:bidi="pt_PT"/>
+        </w:rPr>
+        <w:t>6.6–11</w:t>
+      </w:r>
+      <w:r>
+        <w:rPr>
+          <w:lang w:val="pt_PT" w:bidi="pt_PT"/>
+        </w:rPr>
+        <w:t xml:space="preserve">; </w:t>
+      </w:r>
+      <w:r>
+        <w:rPr>
+          <w:lang w:val="pt_PT" w:bidi="pt_PT"/>
+        </w:rPr>
+        <w:t>7.28–30</w:t>
+      </w:r>
       <w:r>
         <w:rPr>
           <w:lang w:val="pt_PT" w:bidi="pt_PT"/>
         </w:rPr>
         <w:t>,</w:t>
       </w:r>
-      <w:hyperlink r:id="rId98">
-        <w:r>
-          <w:rPr>
-            <w:lang w:val="pt_PT" w:bidi="pt_PT"/>
-          </w:rPr>
-          <w:rPr>
-            <w:color w:val="0000EE"/>
-            <w:u w:val="single"/>
-          </w:rPr>
-          <w:t>36–49</w:t>
-        </w:r>
-      </w:hyperlink>
-      <w:r>
-        <w:rPr>
-          <w:lang w:val="pt_PT" w:bidi="pt_PT"/>
-        </w:rPr>
-        <w:t xml:space="preserve">; </w:t>
-      </w:r>
-      <w:hyperlink r:id="rId99">
-        <w:r>
-          <w:rPr>
-            <w:lang w:val="pt_PT" w:bidi="pt_PT"/>
-          </w:rPr>
-          <w:rPr>
-            <w:color w:val="0000EE"/>
-            <w:u w:val="single"/>
-          </w:rPr>
-          <w:t>11.37–54</w:t>
-        </w:r>
-      </w:hyperlink>
-      <w:r>
-        <w:rPr>
-          <w:lang w:val="pt_PT" w:bidi="pt_PT"/>
-        </w:rPr>
-        <w:t xml:space="preserve">; </w:t>
-      </w:r>
-      <w:hyperlink r:id="rId100">
-        <w:r>
-          <w:rPr>
-            <w:lang w:val="pt_PT" w:bidi="pt_PT"/>
-          </w:rPr>
-          <w:rPr>
-            <w:color w:val="0000EE"/>
-            <w:u w:val="single"/>
-          </w:rPr>
-          <w:t>12.1–3</w:t>
-        </w:r>
-      </w:hyperlink>
-      <w:r>
-        <w:rPr>
-          <w:lang w:val="pt_PT" w:bidi="pt_PT"/>
-        </w:rPr>
-        <w:t xml:space="preserve">; </w:t>
-      </w:r>
-      <w:hyperlink r:id="rId101">
-        <w:r>
-          <w:rPr>
-            <w:lang w:val="pt_PT" w:bidi="pt_PT"/>
-          </w:rPr>
-          <w:rPr>
-            <w:color w:val="0000EE"/>
-            <w:u w:val="single"/>
-          </w:rPr>
-          <w:t>13.31</w:t>
-        </w:r>
-      </w:hyperlink>
-      <w:r>
-        <w:rPr>
-          <w:lang w:val="pt_PT" w:bidi="pt_PT"/>
-        </w:rPr>
-        <w:t xml:space="preserve">; </w:t>
-      </w:r>
-      <w:hyperlink r:id="rId102">
-        <w:r>
-          <w:rPr>
-            <w:lang w:val="pt_PT" w:bidi="pt_PT"/>
-          </w:rPr>
-          <w:rPr>
-            <w:color w:val="0000EE"/>
-            <w:u w:val="single"/>
-          </w:rPr>
-          <w:t>14.1–6</w:t>
-        </w:r>
-      </w:hyperlink>
-      <w:r>
-        <w:rPr>
-          <w:lang w:val="pt_PT" w:bidi="pt_PT"/>
-        </w:rPr>
-        <w:t xml:space="preserve">; </w:t>
-      </w:r>
-      <w:hyperlink r:id="rId103">
-        <w:r>
-          <w:rPr>
-            <w:lang w:val="pt_PT" w:bidi="pt_PT"/>
-          </w:rPr>
-          <w:rPr>
-            <w:color w:val="0000EE"/>
-            <w:u w:val="single"/>
-          </w:rPr>
-          <w:t>15.1–2</w:t>
-        </w:r>
-      </w:hyperlink>
-      <w:r>
-        <w:rPr>
-          <w:lang w:val="pt_PT" w:bidi="pt_PT"/>
-        </w:rPr>
-        <w:t xml:space="preserve">; </w:t>
-      </w:r>
-      <w:hyperlink r:id="rId104">
-        <w:r>
-          <w:rPr>
-            <w:lang w:val="pt_PT" w:bidi="pt_PT"/>
-          </w:rPr>
-          <w:rPr>
-            <w:color w:val="0000EE"/>
-            <w:u w:val="single"/>
-          </w:rPr>
-          <w:t>16.13–15</w:t>
-        </w:r>
-      </w:hyperlink>
-      <w:r>
-        <w:rPr>
-          <w:lang w:val="pt_PT" w:bidi="pt_PT"/>
-        </w:rPr>
-        <w:t xml:space="preserve">; </w:t>
-      </w:r>
-      <w:hyperlink r:id="rId105">
-        <w:r>
-          <w:rPr>
-            <w:lang w:val="pt_PT" w:bidi="pt_PT"/>
-          </w:rPr>
-          <w:rPr>
-            <w:color w:val="0000EE"/>
-            <w:u w:val="single"/>
-          </w:rPr>
-          <w:t>17.20–21</w:t>
-        </w:r>
-      </w:hyperlink>
-      <w:r>
-        <w:rPr>
-          <w:lang w:val="pt_PT" w:bidi="pt_PT"/>
-        </w:rPr>
-        <w:t xml:space="preserve">; </w:t>
-      </w:r>
-      <w:hyperlink r:id="rId106">
-        <w:r>
-          <w:rPr>
-            <w:lang w:val="pt_PT" w:bidi="pt_PT"/>
-          </w:rPr>
-          <w:rPr>
-            <w:color w:val="0000EE"/>
-            <w:u w:val="single"/>
-          </w:rPr>
-          <w:t>18.9–14</w:t>
-        </w:r>
-      </w:hyperlink>
-      <w:r>
-        <w:rPr>
-          <w:lang w:val="pt_PT" w:bidi="pt_PT"/>
-        </w:rPr>
-        <w:t xml:space="preserve">; </w:t>
-      </w:r>
-      <w:hyperlink r:id="rId107">
-        <w:r>
-          <w:rPr>
-            <w:lang w:val="pt_PT" w:bidi="pt_PT"/>
-          </w:rPr>
-          <w:rPr>
-            <w:color w:val="0000EE"/>
-            <w:u w:val="single"/>
-          </w:rPr>
-          <w:t>19.38–40</w:t>
-        </w:r>
-      </w:hyperlink>
-      <w:r>
-        <w:rPr>
-          <w:lang w:val="pt_PT" w:bidi="pt_PT"/>
-        </w:rPr>
-        <w:t xml:space="preserve">; </w:t>
-      </w:r>
-      <w:hyperlink r:id="rId108">
-        <w:r>
-          <w:rPr>
-            <w:lang w:val="pt_PT" w:bidi="pt_PT"/>
-          </w:rPr>
-          <w:rPr>
-            <w:color w:val="0000EE"/>
-            <w:u w:val="single"/>
-          </w:rPr>
-          <w:t>João 1.24–25</w:t>
-        </w:r>
-      </w:hyperlink>
-      <w:r>
-        <w:rPr>
-          <w:lang w:val="pt_PT" w:bidi="pt_PT"/>
-        </w:rPr>
-        <w:t xml:space="preserve">; </w:t>
-      </w:r>
-      <w:hyperlink r:id="rId109">
-        <w:r>
-          <w:rPr>
-            <w:lang w:val="pt_PT" w:bidi="pt_PT"/>
-          </w:rPr>
-          <w:rPr>
-            <w:color w:val="0000EE"/>
-            <w:u w:val="single"/>
-          </w:rPr>
-          <w:t>3.1</w:t>
-        </w:r>
-      </w:hyperlink>
-      <w:r>
-        <w:rPr>
-          <w:lang w:val="pt_PT" w:bidi="pt_PT"/>
-        </w:rPr>
-        <w:t xml:space="preserve">; </w:t>
-      </w:r>
-      <w:hyperlink r:id="rId110">
-        <w:r>
-          <w:rPr>
-            <w:lang w:val="pt_PT" w:bidi="pt_PT"/>
-          </w:rPr>
-          <w:rPr>
-            <w:color w:val="0000EE"/>
-            <w:u w:val="single"/>
-          </w:rPr>
-          <w:t>7.31–32</w:t>
-        </w:r>
-      </w:hyperlink>
+      <w:r>
+        <w:rPr>
+          <w:lang w:val="pt_PT" w:bidi="pt_PT"/>
+        </w:rPr>
+        <w:t>36–49</w:t>
+      </w:r>
+      <w:r>
+        <w:rPr>
+          <w:lang w:val="pt_PT" w:bidi="pt_PT"/>
+        </w:rPr>
+        <w:t xml:space="preserve">; </w:t>
+      </w:r>
+      <w:r>
+        <w:rPr>
+          <w:lang w:val="pt_PT" w:bidi="pt_PT"/>
+        </w:rPr>
+        <w:t>11.37–54</w:t>
+      </w:r>
+      <w:r>
+        <w:rPr>
+          <w:lang w:val="pt_PT" w:bidi="pt_PT"/>
+        </w:rPr>
+        <w:t xml:space="preserve">; </w:t>
+      </w:r>
+      <w:r>
+        <w:rPr>
+          <w:lang w:val="pt_PT" w:bidi="pt_PT"/>
+        </w:rPr>
+        <w:t>12.1–3</w:t>
+      </w:r>
+      <w:r>
+        <w:rPr>
+          <w:lang w:val="pt_PT" w:bidi="pt_PT"/>
+        </w:rPr>
+        <w:t xml:space="preserve">; </w:t>
+      </w:r>
+      <w:r>
+        <w:rPr>
+          <w:lang w:val="pt_PT" w:bidi="pt_PT"/>
+        </w:rPr>
+        <w:t>13.31</w:t>
+      </w:r>
+      <w:r>
+        <w:rPr>
+          <w:lang w:val="pt_PT" w:bidi="pt_PT"/>
+        </w:rPr>
+        <w:t xml:space="preserve">; </w:t>
+      </w:r>
+      <w:r>
+        <w:rPr>
+          <w:lang w:val="pt_PT" w:bidi="pt_PT"/>
+        </w:rPr>
+        <w:t>14.1–6</w:t>
+      </w:r>
+      <w:r>
+        <w:rPr>
+          <w:lang w:val="pt_PT" w:bidi="pt_PT"/>
+        </w:rPr>
+        <w:t xml:space="preserve">; </w:t>
+      </w:r>
+      <w:r>
+        <w:rPr>
+          <w:lang w:val="pt_PT" w:bidi="pt_PT"/>
+        </w:rPr>
+        <w:t>15.1–2</w:t>
+      </w:r>
+      <w:r>
+        <w:rPr>
+          <w:lang w:val="pt_PT" w:bidi="pt_PT"/>
+        </w:rPr>
+        <w:t xml:space="preserve">; </w:t>
+      </w:r>
+      <w:r>
+        <w:rPr>
+          <w:lang w:val="pt_PT" w:bidi="pt_PT"/>
+        </w:rPr>
+        <w:t>16.13–15</w:t>
+      </w:r>
+      <w:r>
+        <w:rPr>
+          <w:lang w:val="pt_PT" w:bidi="pt_PT"/>
+        </w:rPr>
+        <w:t xml:space="preserve">; </w:t>
+      </w:r>
+      <w:r>
+        <w:rPr>
+          <w:lang w:val="pt_PT" w:bidi="pt_PT"/>
+        </w:rPr>
+        <w:t>17.20–21</w:t>
+      </w:r>
+      <w:r>
+        <w:rPr>
+          <w:lang w:val="pt_PT" w:bidi="pt_PT"/>
+        </w:rPr>
+        <w:t xml:space="preserve">; </w:t>
+      </w:r>
+      <w:r>
+        <w:rPr>
+          <w:lang w:val="pt_PT" w:bidi="pt_PT"/>
+        </w:rPr>
+        <w:t>18.9–14</w:t>
+      </w:r>
+      <w:r>
+        <w:rPr>
+          <w:lang w:val="pt_PT" w:bidi="pt_PT"/>
+        </w:rPr>
+        <w:t xml:space="preserve">; </w:t>
+      </w:r>
+      <w:r>
+        <w:rPr>
+          <w:lang w:val="pt_PT" w:bidi="pt_PT"/>
+        </w:rPr>
+        <w:t>19.38–40</w:t>
+      </w:r>
+      <w:r>
+        <w:rPr>
+          <w:lang w:val="pt_PT" w:bidi="pt_PT"/>
+        </w:rPr>
+        <w:t xml:space="preserve">; </w:t>
+      </w:r>
+      <w:r>
+        <w:rPr>
+          <w:lang w:val="pt_PT" w:bidi="pt_PT"/>
+        </w:rPr>
+        <w:t>João 1.24–25</w:t>
+      </w:r>
+      <w:r>
+        <w:rPr>
+          <w:lang w:val="pt_PT" w:bidi="pt_PT"/>
+        </w:rPr>
+        <w:t xml:space="preserve">; </w:t>
+      </w:r>
+      <w:r>
+        <w:rPr>
+          <w:lang w:val="pt_PT" w:bidi="pt_PT"/>
+        </w:rPr>
+        <w:t>3.1</w:t>
+      </w:r>
+      <w:r>
+        <w:rPr>
+          <w:lang w:val="pt_PT" w:bidi="pt_PT"/>
+        </w:rPr>
+        <w:t xml:space="preserve">; </w:t>
+      </w:r>
+      <w:r>
+        <w:rPr>
+          <w:lang w:val="pt_PT" w:bidi="pt_PT"/>
+        </w:rPr>
+        <w:t>7.31–32</w:t>
+      </w:r>
       <w:r>
         <w:rPr>
           <w:lang w:val="pt_PT" w:bidi="pt_PT"/>
         </w:rPr>
         <w:t>,</w:t>
       </w:r>
-      <w:hyperlink r:id="rId111">
-        <w:r>
-          <w:rPr>
-            <w:lang w:val="pt_PT" w:bidi="pt_PT"/>
-          </w:rPr>
-          <w:rPr>
-            <w:color w:val="0000EE"/>
-            <w:u w:val="single"/>
-          </w:rPr>
-          <w:t>45–52</w:t>
-        </w:r>
-      </w:hyperlink>
-      <w:r>
-        <w:rPr>
-          <w:lang w:val="pt_PT" w:bidi="pt_PT"/>
-        </w:rPr>
-        <w:t xml:space="preserve">; </w:t>
-      </w:r>
-      <w:hyperlink r:id="rId112">
-        <w:r>
-          <w:rPr>
-            <w:lang w:val="pt_PT" w:bidi="pt_PT"/>
-          </w:rPr>
-          <w:rPr>
-            <w:color w:val="0000EE"/>
-            <w:u w:val="single"/>
-          </w:rPr>
-          <w:t>8.3–10</w:t>
-        </w:r>
-      </w:hyperlink>
+      <w:r>
+        <w:rPr>
+          <w:lang w:val="pt_PT" w:bidi="pt_PT"/>
+        </w:rPr>
+        <w:t>45–52</w:t>
+      </w:r>
+      <w:r>
+        <w:rPr>
+          <w:lang w:val="pt_PT" w:bidi="pt_PT"/>
+        </w:rPr>
+        <w:t xml:space="preserve">; </w:t>
+      </w:r>
+      <w:r>
+        <w:rPr>
+          <w:lang w:val="pt_PT" w:bidi="pt_PT"/>
+        </w:rPr>
+        <w:t>8.3–10</w:t>
+      </w:r>
       <w:r>
         <w:rPr>
           <w:lang w:val="pt_PT" w:bidi="pt_PT"/>
         </w:rPr>
         <w:t>,</w:t>
       </w:r>
-      <w:hyperlink r:id="rId113">
-        <w:r>
-          <w:rPr>
-            <w:lang w:val="pt_PT" w:bidi="pt_PT"/>
-          </w:rPr>
-          <w:rPr>
-            <w:color w:val="0000EE"/>
-            <w:u w:val="single"/>
-          </w:rPr>
-          <w:t>13</w:t>
-        </w:r>
-      </w:hyperlink>
-      <w:r>
-        <w:rPr>
-          <w:lang w:val="pt_PT" w:bidi="pt_PT"/>
-        </w:rPr>
-        <w:t xml:space="preserve">; </w:t>
-      </w:r>
-      <w:hyperlink r:id="rId114">
-        <w:r>
-          <w:rPr>
-            <w:lang w:val="pt_PT" w:bidi="pt_PT"/>
-          </w:rPr>
-          <w:rPr>
-            <w:color w:val="0000EE"/>
-            <w:u w:val="single"/>
-          </w:rPr>
-          <w:t>9.13–34</w:t>
-        </w:r>
-      </w:hyperlink>
+      <w:r>
+        <w:rPr>
+          <w:lang w:val="pt_PT" w:bidi="pt_PT"/>
+        </w:rPr>
+        <w:t>13</w:t>
+      </w:r>
+      <w:r>
+        <w:rPr>
+          <w:lang w:val="pt_PT" w:bidi="pt_PT"/>
+        </w:rPr>
+        <w:t xml:space="preserve">; </w:t>
+      </w:r>
+      <w:r>
+        <w:rPr>
+          <w:lang w:val="pt_PT" w:bidi="pt_PT"/>
+        </w:rPr>
+        <w:t>9.13–34</w:t>
+      </w:r>
       <w:r>
         <w:rPr>
           <w:lang w:val="pt_PT" w:bidi="pt_PT"/>
         </w:rPr>
         <w:t>,</w:t>
       </w:r>
-      <w:hyperlink r:id="rId115">
-        <w:r>
-          <w:rPr>
-            <w:lang w:val="pt_PT" w:bidi="pt_PT"/>
-          </w:rPr>
-          <w:rPr>
-            <w:color w:val="0000EE"/>
-            <w:u w:val="single"/>
-          </w:rPr>
-          <w:t>40</w:t>
-        </w:r>
-      </w:hyperlink>
-      <w:r>
-        <w:rPr>
-          <w:lang w:val="pt_PT" w:bidi="pt_PT"/>
-        </w:rPr>
-        <w:t xml:space="preserve">; </w:t>
-      </w:r>
-      <w:hyperlink r:id="rId116">
-        <w:r>
-          <w:rPr>
-            <w:lang w:val="pt_PT" w:bidi="pt_PT"/>
-          </w:rPr>
-          <w:rPr>
-            <w:color w:val="0000EE"/>
-            <w:u w:val="single"/>
-          </w:rPr>
-          <w:t>11.46–57</w:t>
-        </w:r>
-      </w:hyperlink>
-      <w:r>
-        <w:rPr>
-          <w:lang w:val="pt_PT" w:bidi="pt_PT"/>
-        </w:rPr>
-        <w:t xml:space="preserve">; </w:t>
-      </w:r>
-      <w:hyperlink r:id="rId117">
-        <w:r>
-          <w:rPr>
-            <w:lang w:val="pt_PT" w:bidi="pt_PT"/>
-          </w:rPr>
-          <w:rPr>
-            <w:color w:val="0000EE"/>
-            <w:u w:val="single"/>
-          </w:rPr>
-          <w:t>12.17–19</w:t>
-        </w:r>
-      </w:hyperlink>
+      <w:r>
+        <w:rPr>
+          <w:lang w:val="pt_PT" w:bidi="pt_PT"/>
+        </w:rPr>
+        <w:t>40</w:t>
+      </w:r>
+      <w:r>
+        <w:rPr>
+          <w:lang w:val="pt_PT" w:bidi="pt_PT"/>
+        </w:rPr>
+        <w:t xml:space="preserve">; </w:t>
+      </w:r>
+      <w:r>
+        <w:rPr>
+          <w:lang w:val="pt_PT" w:bidi="pt_PT"/>
+        </w:rPr>
+        <w:t>11.46–57</w:t>
+      </w:r>
+      <w:r>
+        <w:rPr>
+          <w:lang w:val="pt_PT" w:bidi="pt_PT"/>
+        </w:rPr>
+        <w:t xml:space="preserve">; </w:t>
+      </w:r>
+      <w:r>
+        <w:rPr>
+          <w:lang w:val="pt_PT" w:bidi="pt_PT"/>
+        </w:rPr>
+        <w:t>12.17–19</w:t>
+      </w:r>
       <w:r>
         <w:rPr>
           <w:lang w:val="pt_PT" w:bidi="pt_PT"/>
         </w:rPr>
         <w:t>,</w:t>
       </w:r>
-      <w:hyperlink r:id="rId118">
-        <w:r>
-          <w:rPr>
-            <w:lang w:val="pt_PT" w:bidi="pt_PT"/>
-          </w:rPr>
-          <w:rPr>
-            <w:color w:val="0000EE"/>
-            <w:u w:val="single"/>
-          </w:rPr>
-          <w:t>42</w:t>
-        </w:r>
-      </w:hyperlink>
-      <w:r>
-        <w:rPr>
-          <w:lang w:val="pt_PT" w:bidi="pt_PT"/>
-        </w:rPr>
-        <w:t xml:space="preserve">; </w:t>
-      </w:r>
-      <w:hyperlink r:id="rId119">
-        <w:r>
-          <w:rPr>
-            <w:lang w:val="pt_PT" w:bidi="pt_PT"/>
-          </w:rPr>
-          <w:rPr>
-            <w:color w:val="0000EE"/>
-            <w:u w:val="single"/>
-          </w:rPr>
-          <w:t>18.3</w:t>
-        </w:r>
-      </w:hyperlink>
-      <w:r>
-        <w:rPr>
-          <w:lang w:val="pt_PT" w:bidi="pt_PT"/>
-        </w:rPr>
-        <w:t xml:space="preserve">; </w:t>
-      </w:r>
-      <w:hyperlink r:id="rId120">
-        <w:r>
-          <w:rPr>
-            <w:lang w:val="pt_PT" w:bidi="pt_PT"/>
-          </w:rPr>
-          <w:rPr>
-            <w:color w:val="0000EE"/>
-            <w:u w:val="single"/>
-          </w:rPr>
-          <w:t>Atos 5.27–40</w:t>
-        </w:r>
-      </w:hyperlink>
-      <w:r>
-        <w:rPr>
-          <w:lang w:val="pt_PT" w:bidi="pt_PT"/>
-        </w:rPr>
-        <w:t xml:space="preserve">; </w:t>
-      </w:r>
-      <w:hyperlink r:id="rId121">
-        <w:r>
-          <w:rPr>
-            <w:lang w:val="pt_PT" w:bidi="pt_PT"/>
-          </w:rPr>
-          <w:rPr>
-            <w:color w:val="0000EE"/>
-            <w:u w:val="single"/>
-          </w:rPr>
-          <w:t>15.5</w:t>
-        </w:r>
-      </w:hyperlink>
-      <w:r>
-        <w:rPr>
-          <w:lang w:val="pt_PT" w:bidi="pt_PT"/>
-        </w:rPr>
-        <w:t xml:space="preserve">; </w:t>
-      </w:r>
-      <w:hyperlink r:id="rId122">
-        <w:r>
-          <w:rPr>
-            <w:lang w:val="pt_PT" w:bidi="pt_PT"/>
-          </w:rPr>
-          <w:rPr>
-            <w:color w:val="0000EE"/>
-            <w:u w:val="single"/>
-          </w:rPr>
-          <w:t>23.6–10</w:t>
-        </w:r>
-      </w:hyperlink>
-      <w:r>
-        <w:rPr>
-          <w:lang w:val="pt_PT" w:bidi="pt_PT"/>
-        </w:rPr>
-        <w:t xml:space="preserve">; </w:t>
-      </w:r>
-      <w:hyperlink r:id="rId123">
-        <w:r>
-          <w:rPr>
-            <w:lang w:val="pt_PT" w:bidi="pt_PT"/>
-          </w:rPr>
-          <w:rPr>
-            <w:color w:val="0000EE"/>
-            <w:u w:val="single"/>
-          </w:rPr>
-          <w:t>26.4–5</w:t>
-        </w:r>
-      </w:hyperlink>
-      <w:r>
-        <w:rPr>
-          <w:lang w:val="pt_PT" w:bidi="pt_PT"/>
-        </w:rPr>
-        <w:t xml:space="preserve">; </w:t>
-      </w:r>
-      <w:hyperlink r:id="rId124">
-        <w:r>
-          <w:rPr>
-            <w:lang w:val="pt_PT" w:bidi="pt_PT"/>
-          </w:rPr>
-          <w:rPr>
-            <w:color w:val="0000EE"/>
-            <w:u w:val="single"/>
-          </w:rPr>
-          <w:t>Fp 3.5–7</w:t>
-        </w:r>
-      </w:hyperlink>
+      <w:r>
+        <w:rPr>
+          <w:lang w:val="pt_PT" w:bidi="pt_PT"/>
+        </w:rPr>
+        <w:t>42</w:t>
+      </w:r>
+      <w:r>
+        <w:rPr>
+          <w:lang w:val="pt_PT" w:bidi="pt_PT"/>
+        </w:rPr>
+        <w:t xml:space="preserve">; </w:t>
+      </w:r>
+      <w:r>
+        <w:rPr>
+          <w:lang w:val="pt_PT" w:bidi="pt_PT"/>
+        </w:rPr>
+        <w:t>18.3</w:t>
+      </w:r>
+      <w:r>
+        <w:rPr>
+          <w:lang w:val="pt_PT" w:bidi="pt_PT"/>
+        </w:rPr>
+        <w:t xml:space="preserve">; </w:t>
+      </w:r>
+      <w:r>
+        <w:rPr>
+          <w:lang w:val="pt_PT" w:bidi="pt_PT"/>
+        </w:rPr>
+        <w:t>Atos 5.27–40</w:t>
+      </w:r>
+      <w:r>
+        <w:rPr>
+          <w:lang w:val="pt_PT" w:bidi="pt_PT"/>
+        </w:rPr>
+        <w:t xml:space="preserve">; </w:t>
+      </w:r>
+      <w:r>
+        <w:rPr>
+          <w:lang w:val="pt_PT" w:bidi="pt_PT"/>
+        </w:rPr>
+        <w:t>15.5</w:t>
+      </w:r>
+      <w:r>
+        <w:rPr>
+          <w:lang w:val="pt_PT" w:bidi="pt_PT"/>
+        </w:rPr>
+        <w:t xml:space="preserve">; </w:t>
+      </w:r>
+      <w:r>
+        <w:rPr>
+          <w:lang w:val="pt_PT" w:bidi="pt_PT"/>
+        </w:rPr>
+        <w:t>23.6–10</w:t>
+      </w:r>
+      <w:r>
+        <w:rPr>
+          <w:lang w:val="pt_PT" w:bidi="pt_PT"/>
+        </w:rPr>
+        <w:t xml:space="preserve">; </w:t>
+      </w:r>
+      <w:r>
+        <w:rPr>
+          <w:lang w:val="pt_PT" w:bidi="pt_PT"/>
+        </w:rPr>
+        <w:t>26.4–5</w:t>
+      </w:r>
+      <w:r>
+        <w:rPr>
+          <w:lang w:val="pt_PT" w:bidi="pt_PT"/>
+        </w:rPr>
+        <w:t xml:space="preserve">; </w:t>
+      </w:r>
+      <w:r>
+        <w:rPr>
+          <w:lang w:val="pt_PT" w:bidi="pt_PT"/>
+        </w:rPr>
+        <w:t>Fp 3.5–7</w:t>
+      </w:r>
       <w:r>
         <w:rPr>
           <w:lang w:val="pt_PT" w:bidi="pt_PT"/>
@@ -3051,234 +2325,156 @@
         </w:rPr>
         <w:t xml:space="preserve">Os filisteus não eram simples; eles eram habilidosos em política e tecnologia. Eles também eram guerreiros fortes. Sua tecnologia de ferro os tornava inimigos quase imbatíveis (veja </w:t>
       </w:r>
-      <w:hyperlink r:id="rId125">
-        <w:r>
-          <w:rPr>
-            <w:lang w:val="pt_PT" w:bidi="pt_PT"/>
-          </w:rPr>
-          <w:rPr>
-            <w:color w:val="0000EE"/>
-            <w:u w:val="single"/>
-          </w:rPr>
-          <w:t>1Sm 13.19–22</w:t>
-        </w:r>
-      </w:hyperlink>
+      <w:r>
+        <w:rPr>
+          <w:lang w:val="pt_PT" w:bidi="pt_PT"/>
+        </w:rPr>
+        <w:t>1Sm 13.19–22</w:t>
+      </w:r>
       <w:r>
         <w:rPr>
           <w:lang w:val="pt_PT" w:bidi="pt_PT"/>
         </w:rPr>
         <w:t>). Eles frequentemente lutavam contra os israelitas durante o tempo dos juízes, por volta de 1350 a 1050 a.C., e no início da monarquia unida, de cerca de 1050 a 970 a.C. Saul morreu lutando contra os filisteus (</w:t>
       </w:r>
-      <w:hyperlink r:id="rId126">
-        <w:r>
-          <w:rPr>
-            <w:lang w:val="pt_PT" w:bidi="pt_PT"/>
-          </w:rPr>
-          <w:rPr>
-            <w:color w:val="0000EE"/>
-            <w:u w:val="single"/>
-          </w:rPr>
-          <w:t>1Sm 31.1–13</w:t>
-        </w:r>
-      </w:hyperlink>
+      <w:r>
+        <w:rPr>
+          <w:lang w:val="pt_PT" w:bidi="pt_PT"/>
+        </w:rPr>
+        <w:t>1Sm 31.1–13</w:t>
+      </w:r>
       <w:r>
         <w:rPr>
           <w:lang w:val="pt_PT" w:bidi="pt_PT"/>
         </w:rPr>
         <w:t>). No entanto, Davi os derrotou antes de se tornar rei (</w:t>
       </w:r>
-      <w:hyperlink r:id="rId127">
-        <w:r>
-          <w:rPr>
-            <w:lang w:val="pt_PT" w:bidi="pt_PT"/>
-          </w:rPr>
-          <w:rPr>
-            <w:color w:val="0000EE"/>
-            <w:u w:val="single"/>
-          </w:rPr>
-          <w:t>1Sm 18.20–30</w:t>
-        </w:r>
-      </w:hyperlink>
-      <w:r>
-        <w:rPr>
-          <w:lang w:val="pt_PT" w:bidi="pt_PT"/>
-        </w:rPr>
-        <w:t xml:space="preserve">; </w:t>
-      </w:r>
-      <w:hyperlink r:id="rId128">
-        <w:r>
-          <w:rPr>
-            <w:lang w:val="pt_PT" w:bidi="pt_PT"/>
-          </w:rPr>
-          <w:rPr>
-            <w:color w:val="0000EE"/>
-            <w:u w:val="single"/>
-          </w:rPr>
-          <w:t>19.8</w:t>
-        </w:r>
-      </w:hyperlink>
-      <w:r>
-        <w:rPr>
-          <w:lang w:val="pt_PT" w:bidi="pt_PT"/>
-        </w:rPr>
-        <w:t xml:space="preserve">; </w:t>
-      </w:r>
-      <w:hyperlink r:id="rId129">
-        <w:r>
-          <w:rPr>
-            <w:lang w:val="pt_PT" w:bidi="pt_PT"/>
-          </w:rPr>
-          <w:rPr>
-            <w:color w:val="0000EE"/>
-            <w:u w:val="single"/>
-          </w:rPr>
-          <w:t>23.1–5</w:t>
-        </w:r>
-      </w:hyperlink>
+      <w:r>
+        <w:rPr>
+          <w:lang w:val="pt_PT" w:bidi="pt_PT"/>
+        </w:rPr>
+        <w:t>1Sm 18.20–30</w:t>
+      </w:r>
+      <w:r>
+        <w:rPr>
+          <w:lang w:val="pt_PT" w:bidi="pt_PT"/>
+        </w:rPr>
+        <w:t xml:space="preserve">; </w:t>
+      </w:r>
+      <w:r>
+        <w:rPr>
+          <w:lang w:val="pt_PT" w:bidi="pt_PT"/>
+        </w:rPr>
+        <w:t>19.8</w:t>
+      </w:r>
+      <w:r>
+        <w:rPr>
+          <w:lang w:val="pt_PT" w:bidi="pt_PT"/>
+        </w:rPr>
+        <w:t xml:space="preserve">; </w:t>
+      </w:r>
+      <w:r>
+        <w:rPr>
+          <w:lang w:val="pt_PT" w:bidi="pt_PT"/>
+        </w:rPr>
+        <w:t>23.1–5</w:t>
+      </w:r>
       <w:r>
         <w:rPr>
           <w:lang w:val="pt_PT" w:bidi="pt_PT"/>
         </w:rPr>
         <w:t>) e continuou a vencer contra eles durante seu reinado (</w:t>
       </w:r>
-      <w:hyperlink r:id="rId130">
-        <w:r>
-          <w:rPr>
-            <w:lang w:val="pt_PT" w:bidi="pt_PT"/>
-          </w:rPr>
-          <w:rPr>
-            <w:color w:val="0000EE"/>
-            <w:u w:val="single"/>
-          </w:rPr>
-          <w:t>2Sm 5.17–25</w:t>
-        </w:r>
-      </w:hyperlink>
-      <w:r>
-        <w:rPr>
-          <w:lang w:val="pt_PT" w:bidi="pt_PT"/>
-        </w:rPr>
-        <w:t xml:space="preserve">; </w:t>
-      </w:r>
-      <w:hyperlink r:id="rId131">
-        <w:r>
-          <w:rPr>
-            <w:lang w:val="pt_PT" w:bidi="pt_PT"/>
-          </w:rPr>
-          <w:rPr>
-            <w:color w:val="0000EE"/>
-            <w:u w:val="single"/>
-          </w:rPr>
-          <w:t>8.1</w:t>
-        </w:r>
-      </w:hyperlink>
-      <w:r>
-        <w:rPr>
-          <w:lang w:val="pt_PT" w:bidi="pt_PT"/>
-        </w:rPr>
-        <w:t xml:space="preserve">; </w:t>
-      </w:r>
-      <w:hyperlink r:id="rId132">
-        <w:r>
-          <w:rPr>
-            <w:lang w:val="pt_PT" w:bidi="pt_PT"/>
-          </w:rPr>
-          <w:rPr>
-            <w:color w:val="0000EE"/>
-            <w:u w:val="single"/>
-          </w:rPr>
-          <w:t>21.15–22</w:t>
-        </w:r>
-      </w:hyperlink>
+      <w:r>
+        <w:rPr>
+          <w:lang w:val="pt_PT" w:bidi="pt_PT"/>
+        </w:rPr>
+        <w:t>2Sm 5.17–25</w:t>
+      </w:r>
+      <w:r>
+        <w:rPr>
+          <w:lang w:val="pt_PT" w:bidi="pt_PT"/>
+        </w:rPr>
+        <w:t xml:space="preserve">; </w:t>
+      </w:r>
+      <w:r>
+        <w:rPr>
+          <w:lang w:val="pt_PT" w:bidi="pt_PT"/>
+        </w:rPr>
+        <w:t>8.1</w:t>
+      </w:r>
+      <w:r>
+        <w:rPr>
+          <w:lang w:val="pt_PT" w:bidi="pt_PT"/>
+        </w:rPr>
+        <w:t xml:space="preserve">; </w:t>
+      </w:r>
+      <w:r>
+        <w:rPr>
+          <w:lang w:val="pt_PT" w:bidi="pt_PT"/>
+        </w:rPr>
+        <w:t>21.15–22</w:t>
+      </w:r>
       <w:r>
         <w:rPr>
           <w:lang w:val="pt_PT" w:bidi="pt_PT"/>
         </w:rPr>
         <w:t>). Embora os filisteus nunca tenham desaparecido completamente enquanto Israel existiu como nação (</w:t>
       </w:r>
-      <w:hyperlink r:id="rId133">
-        <w:r>
-          <w:rPr>
-            <w:lang w:val="pt_PT" w:bidi="pt_PT"/>
-          </w:rPr>
-          <w:rPr>
-            <w:color w:val="0000EE"/>
-            <w:u w:val="single"/>
-          </w:rPr>
-          <w:t>2Rs 18.8</w:t>
-        </w:r>
-      </w:hyperlink>
-      <w:r>
-        <w:rPr>
-          <w:lang w:val="pt_PT" w:bidi="pt_PT"/>
-        </w:rPr>
-        <w:t xml:space="preserve">; </w:t>
-      </w:r>
-      <w:hyperlink r:id="rId134">
-        <w:r>
-          <w:rPr>
-            <w:lang w:val="pt_PT" w:bidi="pt_PT"/>
-          </w:rPr>
-          <w:rPr>
-            <w:color w:val="0000EE"/>
-            <w:u w:val="single"/>
-          </w:rPr>
-          <w:t>2Cr 17.11</w:t>
-        </w:r>
-      </w:hyperlink>
-      <w:r>
-        <w:rPr>
-          <w:lang w:val="pt_PT" w:bidi="pt_PT"/>
-        </w:rPr>
-        <w:t xml:space="preserve">; </w:t>
-      </w:r>
-      <w:hyperlink r:id="rId135">
-        <w:r>
-          <w:rPr>
-            <w:lang w:val="pt_PT" w:bidi="pt_PT"/>
-          </w:rPr>
-          <w:rPr>
-            <w:color w:val="0000EE"/>
-            <w:u w:val="single"/>
-          </w:rPr>
-          <w:t>21.16–17</w:t>
-        </w:r>
-      </w:hyperlink>
-      <w:r>
-        <w:rPr>
-          <w:lang w:val="pt_PT" w:bidi="pt_PT"/>
-        </w:rPr>
-        <w:t xml:space="preserve">; </w:t>
-      </w:r>
-      <w:hyperlink r:id="rId136">
-        <w:r>
-          <w:rPr>
-            <w:lang w:val="pt_PT" w:bidi="pt_PT"/>
-          </w:rPr>
-          <w:rPr>
-            <w:color w:val="0000EE"/>
-            <w:u w:val="single"/>
-          </w:rPr>
-          <w:t>26.6–7</w:t>
-        </w:r>
-      </w:hyperlink>
-      <w:r>
-        <w:rPr>
-          <w:lang w:val="pt_PT" w:bidi="pt_PT"/>
-        </w:rPr>
-        <w:t xml:space="preserve">; </w:t>
-      </w:r>
-      <w:hyperlink r:id="rId137">
-        <w:r>
-          <w:rPr>
-            <w:lang w:val="pt_PT" w:bidi="pt_PT"/>
-          </w:rPr>
-          <w:rPr>
-            <w:color w:val="0000EE"/>
-            <w:u w:val="single"/>
-          </w:rPr>
-          <w:t>28.18</w:t>
-        </w:r>
-      </w:hyperlink>
+      <w:r>
+        <w:rPr>
+          <w:lang w:val="pt_PT" w:bidi="pt_PT"/>
+        </w:rPr>
+        <w:t>2Rs 18.8</w:t>
+      </w:r>
+      <w:r>
+        <w:rPr>
+          <w:lang w:val="pt_PT" w:bidi="pt_PT"/>
+        </w:rPr>
+        <w:t xml:space="preserve">; </w:t>
+      </w:r>
+      <w:r>
+        <w:rPr>
+          <w:lang w:val="pt_PT" w:bidi="pt_PT"/>
+        </w:rPr>
+        <w:t>2Cr 17.11</w:t>
+      </w:r>
+      <w:r>
+        <w:rPr>
+          <w:lang w:val="pt_PT" w:bidi="pt_PT"/>
+        </w:rPr>
+        <w:t xml:space="preserve">; </w:t>
+      </w:r>
+      <w:r>
+        <w:rPr>
+          <w:lang w:val="pt_PT" w:bidi="pt_PT"/>
+        </w:rPr>
+        <w:t>21.16–17</w:t>
+      </w:r>
+      <w:r>
+        <w:rPr>
+          <w:lang w:val="pt_PT" w:bidi="pt_PT"/>
+        </w:rPr>
+        <w:t xml:space="preserve">; </w:t>
+      </w:r>
+      <w:r>
+        <w:rPr>
+          <w:lang w:val="pt_PT" w:bidi="pt_PT"/>
+        </w:rPr>
+        <w:t>26.6–7</w:t>
+      </w:r>
+      <w:r>
+        <w:rPr>
+          <w:lang w:val="pt_PT" w:bidi="pt_PT"/>
+        </w:rPr>
+        <w:t xml:space="preserve">; </w:t>
+      </w:r>
+      <w:r>
+        <w:rPr>
+          <w:lang w:val="pt_PT" w:bidi="pt_PT"/>
+        </w:rPr>
+        <w:t>28.18</w:t>
+      </w:r>
       <w:r>
         <w:rPr>
           <w:lang w:val="pt_PT" w:bidi="pt_PT"/>
@@ -3299,180 +2495,120 @@
         </w:rPr>
         <w:t>Em 1 Samuel, Deus usou os filisteus para remover a família pecaminosa de Eli (</w:t>
       </w:r>
-      <w:hyperlink r:id="rId138">
-        <w:r>
-          <w:rPr>
-            <w:lang w:val="pt_PT" w:bidi="pt_PT"/>
-          </w:rPr>
-          <w:rPr>
-            <w:color w:val="0000EE"/>
-            <w:u w:val="single"/>
-          </w:rPr>
-          <w:t>1Sm 4.10–22</w:t>
-        </w:r>
-      </w:hyperlink>
+      <w:r>
+        <w:rPr>
+          <w:lang w:val="pt_PT" w:bidi="pt_PT"/>
+        </w:rPr>
+        <w:t>1Sm 4.10–22</w:t>
+      </w:r>
       <w:r>
         <w:rPr>
           <w:lang w:val="pt_PT" w:bidi="pt_PT"/>
         </w:rPr>
         <w:t>). Os filisteus também ajudaram a construir a carreira militar e política de Davi (</w:t>
       </w:r>
-      <w:hyperlink r:id="rId139">
-        <w:r>
-          <w:rPr>
-            <w:lang w:val="pt_PT" w:bidi="pt_PT"/>
-          </w:rPr>
-          <w:rPr>
-            <w:color w:val="0000EE"/>
-            <w:u w:val="single"/>
-          </w:rPr>
-          <w:t>1Sm 17.32–58</w:t>
-        </w:r>
-      </w:hyperlink>
-      <w:r>
-        <w:rPr>
-          <w:lang w:val="pt_PT" w:bidi="pt_PT"/>
-        </w:rPr>
-        <w:t xml:space="preserve">; </w:t>
-      </w:r>
-      <w:hyperlink r:id="rId127">
-        <w:r>
-          <w:rPr>
-            <w:lang w:val="pt_PT" w:bidi="pt_PT"/>
-          </w:rPr>
-          <w:rPr>
-            <w:color w:val="0000EE"/>
-            <w:u w:val="single"/>
-          </w:rPr>
-          <w:t>18.20–30</w:t>
-        </w:r>
-      </w:hyperlink>
+      <w:r>
+        <w:rPr>
+          <w:lang w:val="pt_PT" w:bidi="pt_PT"/>
+        </w:rPr>
+        <w:t>1Sm 17.32–58</w:t>
+      </w:r>
+      <w:r>
+        <w:rPr>
+          <w:lang w:val="pt_PT" w:bidi="pt_PT"/>
+        </w:rPr>
+        <w:t xml:space="preserve">; </w:t>
+      </w:r>
+      <w:r>
+        <w:rPr>
+          <w:lang w:val="pt_PT" w:bidi="pt_PT"/>
+        </w:rPr>
+        <w:t>18.20–30</w:t>
+      </w:r>
       <w:r>
         <w:rPr>
           <w:lang w:val="pt_PT" w:bidi="pt_PT"/>
         </w:rPr>
         <w:t>). Eles distraíram Saul quando ele estava perto de capturar Davi (</w:t>
       </w:r>
-      <w:hyperlink r:id="rId140">
-        <w:r>
-          <w:rPr>
-            <w:lang w:val="pt_PT" w:bidi="pt_PT"/>
-          </w:rPr>
-          <w:rPr>
-            <w:color w:val="0000EE"/>
-            <w:u w:val="single"/>
-          </w:rPr>
-          <w:t>1Sm 23.26–28</w:t>
-        </w:r>
-      </w:hyperlink>
+      <w:r>
+        <w:rPr>
+          <w:lang w:val="pt_PT" w:bidi="pt_PT"/>
+        </w:rPr>
+        <w:t>1Sm 23.26–28</w:t>
+      </w:r>
       <w:r>
         <w:rPr>
           <w:lang w:val="pt_PT" w:bidi="pt_PT"/>
         </w:rPr>
         <w:t>). Eles deram refúgio a Davi ao fugir de Saul (</w:t>
       </w:r>
-      <w:hyperlink r:id="rId141">
-        <w:r>
-          <w:rPr>
-            <w:lang w:val="pt_PT" w:bidi="pt_PT"/>
-          </w:rPr>
-          <w:rPr>
-            <w:color w:val="0000EE"/>
-            <w:u w:val="single"/>
-          </w:rPr>
-          <w:t>1Sm 21.10–15</w:t>
-        </w:r>
-      </w:hyperlink>
-      <w:r>
-        <w:rPr>
-          <w:lang w:val="pt_PT" w:bidi="pt_PT"/>
-        </w:rPr>
-        <w:t xml:space="preserve">; </w:t>
-      </w:r>
-      <w:hyperlink r:id="rId142">
-        <w:r>
-          <w:rPr>
-            <w:lang w:val="pt_PT" w:bidi="pt_PT"/>
-          </w:rPr>
-          <w:rPr>
-            <w:color w:val="0000EE"/>
-            <w:u w:val="single"/>
-          </w:rPr>
-          <w:t>27.1–12</w:t>
-        </w:r>
-      </w:hyperlink>
+      <w:r>
+        <w:rPr>
+          <w:lang w:val="pt_PT" w:bidi="pt_PT"/>
+        </w:rPr>
+        <w:t>1Sm 21.10–15</w:t>
+      </w:r>
+      <w:r>
+        <w:rPr>
+          <w:lang w:val="pt_PT" w:bidi="pt_PT"/>
+        </w:rPr>
+        <w:t xml:space="preserve">; </w:t>
+      </w:r>
+      <w:r>
+        <w:rPr>
+          <w:lang w:val="pt_PT" w:bidi="pt_PT"/>
+        </w:rPr>
+        <w:t>27.1–12</w:t>
+      </w:r>
       <w:r>
         <w:rPr>
           <w:lang w:val="pt_PT" w:bidi="pt_PT"/>
         </w:rPr>
         <w:t>). Eles impediram Davi de lutar contra seu próprio povo (</w:t>
       </w:r>
-      <w:hyperlink r:id="rId143">
-        <w:r>
-          <w:rPr>
-            <w:lang w:val="pt_PT" w:bidi="pt_PT"/>
-          </w:rPr>
-          <w:rPr>
-            <w:color w:val="0000EE"/>
-            <w:u w:val="single"/>
-          </w:rPr>
-          <w:t>1Sm 29.1–11</w:t>
-        </w:r>
-      </w:hyperlink>
+      <w:r>
+        <w:rPr>
+          <w:lang w:val="pt_PT" w:bidi="pt_PT"/>
+        </w:rPr>
+        <w:t>1Sm 29.1–11</w:t>
+      </w:r>
       <w:r>
         <w:rPr>
           <w:lang w:val="pt_PT" w:bidi="pt_PT"/>
         </w:rPr>
         <w:t>). Eles mataram Saul e seus filhos (</w:t>
       </w:r>
-      <w:hyperlink r:id="rId126">
-        <w:r>
-          <w:rPr>
-            <w:lang w:val="pt_PT" w:bidi="pt_PT"/>
-          </w:rPr>
-          <w:rPr>
-            <w:color w:val="0000EE"/>
-            <w:u w:val="single"/>
-          </w:rPr>
-          <w:t>1Sm 31.1–13</w:t>
-        </w:r>
-      </w:hyperlink>
+      <w:r>
+        <w:rPr>
+          <w:lang w:val="pt_PT" w:bidi="pt_PT"/>
+        </w:rPr>
+        <w:t>1Sm 31.1–13</w:t>
+      </w:r>
       <w:r>
         <w:rPr>
           <w:lang w:val="pt_PT" w:bidi="pt_PT"/>
         </w:rPr>
         <w:t xml:space="preserve">). Isso possibilitou que Davi se tornasse rei. No entanto, no final, os filisteus experimentaram o julgamento de Deus (veja </w:t>
       </w:r>
-      <w:hyperlink r:id="rId144">
-        <w:r>
-          <w:rPr>
-            <w:lang w:val="pt_PT" w:bidi="pt_PT"/>
-          </w:rPr>
-          <w:rPr>
-            <w:color w:val="0000EE"/>
-            <w:u w:val="single"/>
-          </w:rPr>
-          <w:t>Ez 25.15–17</w:t>
-        </w:r>
-      </w:hyperlink>
-      <w:r>
-        <w:rPr>
-          <w:lang w:val="pt_PT" w:bidi="pt_PT"/>
-        </w:rPr>
-        <w:t xml:space="preserve">; </w:t>
-      </w:r>
-      <w:hyperlink r:id="rId145">
-        <w:r>
-          <w:rPr>
-            <w:lang w:val="pt_PT" w:bidi="pt_PT"/>
-          </w:rPr>
-          <w:rPr>
-            <w:color w:val="0000EE"/>
-            <w:u w:val="single"/>
-          </w:rPr>
-          <w:t>Am 1.6–8</w:t>
-        </w:r>
-      </w:hyperlink>
+      <w:r>
+        <w:rPr>
+          <w:lang w:val="pt_PT" w:bidi="pt_PT"/>
+        </w:rPr>
+        <w:t>Ez 25.15–17</w:t>
+      </w:r>
+      <w:r>
+        <w:rPr>
+          <w:lang w:val="pt_PT" w:bidi="pt_PT"/>
+        </w:rPr>
+        <w:t xml:space="preserve">; </w:t>
+      </w:r>
+      <w:r>
+        <w:rPr>
+          <w:lang w:val="pt_PT" w:bidi="pt_PT"/>
+        </w:rPr>
+        <w:t>Am 1.6–8</w:t>
+      </w:r>
       <w:r>
         <w:rPr>
           <w:lang w:val="pt_PT" w:bidi="pt_PT"/>
@@ -3502,378 +2638,252 @@
           <w:lang w:val="pt_PT" w:bidi="pt_PT"/>
         </w:rPr>
       </w:r>
-      <w:hyperlink r:id="rId146">
-        <w:r>
-          <w:rPr>
-            <w:lang w:val="pt_PT" w:bidi="pt_PT"/>
-          </w:rPr>
-          <w:rPr>
-            <w:color w:val="0000EE"/>
-            <w:u w:val="single"/>
-          </w:rPr>
-          <w:t>Gênesis 10.13–14</w:t>
-        </w:r>
-      </w:hyperlink>
-      <w:r>
-        <w:rPr>
-          <w:lang w:val="pt_PT" w:bidi="pt_PT"/>
-        </w:rPr>
-        <w:t xml:space="preserve">; </w:t>
-      </w:r>
-      <w:hyperlink r:id="rId147">
-        <w:r>
-          <w:rPr>
-            <w:lang w:val="pt_PT" w:bidi="pt_PT"/>
-          </w:rPr>
-          <w:rPr>
-            <w:color w:val="0000EE"/>
-            <w:u w:val="single"/>
-          </w:rPr>
-          <w:t>Juízes 3.1–3</w:t>
-        </w:r>
-      </w:hyperlink>
-      <w:r>
-        <w:rPr>
-          <w:lang w:val="pt_PT" w:bidi="pt_PT"/>
-        </w:rPr>
-        <w:t xml:space="preserve">; </w:t>
-      </w:r>
-      <w:hyperlink r:id="rId148">
-        <w:r>
-          <w:rPr>
-            <w:lang w:val="pt_PT" w:bidi="pt_PT"/>
-          </w:rPr>
-          <w:rPr>
-            <w:color w:val="0000EE"/>
-            <w:u w:val="single"/>
-          </w:rPr>
-          <w:t>Juízes 13.1–16.31</w:t>
-        </w:r>
-      </w:hyperlink>
-      <w:r>
-        <w:rPr>
-          <w:lang w:val="pt_PT" w:bidi="pt_PT"/>
-        </w:rPr>
-        <w:t xml:space="preserve">; </w:t>
-      </w:r>
-      <w:hyperlink r:id="rId149">
-        <w:r>
-          <w:rPr>
-            <w:lang w:val="pt_PT" w:bidi="pt_PT"/>
-          </w:rPr>
-          <w:rPr>
-            <w:color w:val="0000EE"/>
-            <w:u w:val="single"/>
-          </w:rPr>
-          <w:t>1 Samuel 5.1–6.18</w:t>
-        </w:r>
-      </w:hyperlink>
-      <w:r>
-        <w:rPr>
-          <w:lang w:val="pt_PT" w:bidi="pt_PT"/>
-        </w:rPr>
-        <w:t xml:space="preserve">; </w:t>
-      </w:r>
-      <w:hyperlink r:id="rId150">
-        <w:r>
-          <w:rPr>
-            <w:lang w:val="pt_PT" w:bidi="pt_PT"/>
-          </w:rPr>
-          <w:rPr>
-            <w:color w:val="0000EE"/>
-            <w:u w:val="single"/>
-          </w:rPr>
-          <w:t>13.16–14.23</w:t>
-        </w:r>
-      </w:hyperlink>
-      <w:r>
-        <w:rPr>
-          <w:lang w:val="pt_PT" w:bidi="pt_PT"/>
-        </w:rPr>
-        <w:t xml:space="preserve">; </w:t>
-      </w:r>
-      <w:hyperlink r:id="rId141">
-        <w:r>
-          <w:rPr>
-            <w:lang w:val="pt_PT" w:bidi="pt_PT"/>
-          </w:rPr>
-          <w:rPr>
-            <w:color w:val="0000EE"/>
-            <w:u w:val="single"/>
-          </w:rPr>
-          <w:t>21.10–15</w:t>
-        </w:r>
-      </w:hyperlink>
-      <w:r>
-        <w:rPr>
-          <w:lang w:val="pt_PT" w:bidi="pt_PT"/>
-        </w:rPr>
-        <w:t xml:space="preserve">; </w:t>
-      </w:r>
-      <w:hyperlink r:id="rId129">
-        <w:r>
-          <w:rPr>
-            <w:lang w:val="pt_PT" w:bidi="pt_PT"/>
-          </w:rPr>
-          <w:rPr>
-            <w:color w:val="0000EE"/>
-            <w:u w:val="single"/>
-          </w:rPr>
-          <w:t>23.1–5</w:t>
-        </w:r>
-      </w:hyperlink>
+      <w:r>
+        <w:rPr>
+          <w:lang w:val="pt_PT" w:bidi="pt_PT"/>
+        </w:rPr>
+        <w:t>Gênesis 10.13–14</w:t>
+      </w:r>
+      <w:r>
+        <w:rPr>
+          <w:lang w:val="pt_PT" w:bidi="pt_PT"/>
+        </w:rPr>
+        <w:t xml:space="preserve">; </w:t>
+      </w:r>
+      <w:r>
+        <w:rPr>
+          <w:lang w:val="pt_PT" w:bidi="pt_PT"/>
+        </w:rPr>
+        <w:t>Juízes 3.1–3</w:t>
+      </w:r>
+      <w:r>
+        <w:rPr>
+          <w:lang w:val="pt_PT" w:bidi="pt_PT"/>
+        </w:rPr>
+        <w:t xml:space="preserve">; </w:t>
+      </w:r>
+      <w:r>
+        <w:rPr>
+          <w:lang w:val="pt_PT" w:bidi="pt_PT"/>
+        </w:rPr>
+        <w:t>Juízes 13.1–16.31</w:t>
+      </w:r>
+      <w:r>
+        <w:rPr>
+          <w:lang w:val="pt_PT" w:bidi="pt_PT"/>
+        </w:rPr>
+        <w:t xml:space="preserve">; </w:t>
+      </w:r>
+      <w:r>
+        <w:rPr>
+          <w:lang w:val="pt_PT" w:bidi="pt_PT"/>
+        </w:rPr>
+        <w:t>1 Samuel 5.1–6.18</w:t>
+      </w:r>
+      <w:r>
+        <w:rPr>
+          <w:lang w:val="pt_PT" w:bidi="pt_PT"/>
+        </w:rPr>
+        <w:t xml:space="preserve">; </w:t>
+      </w:r>
+      <w:r>
+        <w:rPr>
+          <w:lang w:val="pt_PT" w:bidi="pt_PT"/>
+        </w:rPr>
+        <w:t>13.16–14.23</w:t>
+      </w:r>
+      <w:r>
+        <w:rPr>
+          <w:lang w:val="pt_PT" w:bidi="pt_PT"/>
+        </w:rPr>
+        <w:t xml:space="preserve">; </w:t>
+      </w:r>
+      <w:r>
+        <w:rPr>
+          <w:lang w:val="pt_PT" w:bidi="pt_PT"/>
+        </w:rPr>
+        <w:t>21.10–15</w:t>
+      </w:r>
+      <w:r>
+        <w:rPr>
+          <w:lang w:val="pt_PT" w:bidi="pt_PT"/>
+        </w:rPr>
+        <w:t xml:space="preserve">; </w:t>
+      </w:r>
+      <w:r>
+        <w:rPr>
+          <w:lang w:val="pt_PT" w:bidi="pt_PT"/>
+        </w:rPr>
+        <w:t>23.1–5</w:t>
+      </w:r>
       <w:r>
         <w:rPr>
           <w:lang w:val="pt_PT" w:bidi="pt_PT"/>
         </w:rPr>
         <w:t>,</w:t>
       </w:r>
-      <w:hyperlink r:id="rId140">
-        <w:r>
-          <w:rPr>
-            <w:lang w:val="pt_PT" w:bidi="pt_PT"/>
-          </w:rPr>
-          <w:rPr>
-            <w:color w:val="0000EE"/>
-            <w:u w:val="single"/>
-          </w:rPr>
-          <w:t>26–28</w:t>
-        </w:r>
-      </w:hyperlink>
-      <w:r>
-        <w:rPr>
-          <w:lang w:val="pt_PT" w:bidi="pt_PT"/>
-        </w:rPr>
-        <w:t xml:space="preserve">; </w:t>
-      </w:r>
-      <w:hyperlink r:id="rId151">
-        <w:r>
-          <w:rPr>
-            <w:lang w:val="pt_PT" w:bidi="pt_PT"/>
-          </w:rPr>
-          <w:rPr>
-            <w:color w:val="0000EE"/>
-            <w:u w:val="single"/>
-          </w:rPr>
-          <w:t>31.1–10</w:t>
-        </w:r>
-      </w:hyperlink>
-      <w:r>
-        <w:rPr>
-          <w:lang w:val="pt_PT" w:bidi="pt_PT"/>
-        </w:rPr>
-        <w:t xml:space="preserve">; </w:t>
-      </w:r>
-      <w:hyperlink r:id="rId130">
-        <w:r>
-          <w:rPr>
-            <w:lang w:val="pt_PT" w:bidi="pt_PT"/>
-          </w:rPr>
-          <w:rPr>
-            <w:color w:val="0000EE"/>
-            <w:u w:val="single"/>
-          </w:rPr>
-          <w:t>2 Samuel 5.17–25</w:t>
-        </w:r>
-      </w:hyperlink>
-      <w:r>
-        <w:rPr>
-          <w:lang w:val="pt_PT" w:bidi="pt_PT"/>
-        </w:rPr>
-        <w:t xml:space="preserve">; </w:t>
-      </w:r>
-      <w:hyperlink r:id="rId131">
-        <w:r>
-          <w:rPr>
-            <w:lang w:val="pt_PT" w:bidi="pt_PT"/>
-          </w:rPr>
-          <w:rPr>
-            <w:color w:val="0000EE"/>
-            <w:u w:val="single"/>
-          </w:rPr>
-          <w:t>8.1</w:t>
-        </w:r>
-      </w:hyperlink>
-      <w:r>
-        <w:rPr>
-          <w:lang w:val="pt_PT" w:bidi="pt_PT"/>
-        </w:rPr>
-        <w:t xml:space="preserve">; </w:t>
-      </w:r>
-      <w:hyperlink r:id="rId152">
-        <w:r>
-          <w:rPr>
-            <w:lang w:val="pt_PT" w:bidi="pt_PT"/>
-          </w:rPr>
-          <w:rPr>
-            <w:color w:val="0000EE"/>
-            <w:u w:val="single"/>
-          </w:rPr>
-          <w:t>21.15–22</w:t>
-        </w:r>
-      </w:hyperlink>
-      <w:r>
-        <w:rPr>
-          <w:lang w:val="pt_PT" w:bidi="pt_PT"/>
-        </w:rPr>
-        <w:t xml:space="preserve">; </w:t>
-      </w:r>
-      <w:hyperlink r:id="rId133">
-        <w:r>
-          <w:rPr>
-            <w:lang w:val="pt_PT" w:bidi="pt_PT"/>
-          </w:rPr>
-          <w:rPr>
-            <w:color w:val="0000EE"/>
-            <w:u w:val="single"/>
-          </w:rPr>
-          <w:t>2 Reis 18.8</w:t>
-        </w:r>
-      </w:hyperlink>
-      <w:r>
-        <w:rPr>
-          <w:lang w:val="pt_PT" w:bidi="pt_PT"/>
-        </w:rPr>
-        <w:t xml:space="preserve">; </w:t>
-      </w:r>
-      <w:hyperlink r:id="rId153">
-        <w:r>
-          <w:rPr>
-            <w:lang w:val="pt_PT" w:bidi="pt_PT"/>
-          </w:rPr>
-          <w:rPr>
-            <w:color w:val="0000EE"/>
-            <w:u w:val="single"/>
-          </w:rPr>
-          <w:t>2 Crônicas 17.10–11</w:t>
-        </w:r>
-      </w:hyperlink>
-      <w:r>
-        <w:rPr>
-          <w:lang w:val="pt_PT" w:bidi="pt_PT"/>
-        </w:rPr>
-        <w:t xml:space="preserve">; </w:t>
-      </w:r>
-      <w:hyperlink r:id="rId135">
-        <w:r>
-          <w:rPr>
-            <w:lang w:val="pt_PT" w:bidi="pt_PT"/>
-          </w:rPr>
-          <w:rPr>
-            <w:color w:val="0000EE"/>
-            <w:u w:val="single"/>
-          </w:rPr>
-          <w:t>21.16–17</w:t>
-        </w:r>
-      </w:hyperlink>
-      <w:r>
-        <w:rPr>
-          <w:lang w:val="pt_PT" w:bidi="pt_PT"/>
-        </w:rPr>
-        <w:t xml:space="preserve">; </w:t>
-      </w:r>
-      <w:hyperlink r:id="rId136">
-        <w:r>
-          <w:rPr>
-            <w:lang w:val="pt_PT" w:bidi="pt_PT"/>
-          </w:rPr>
-          <w:rPr>
-            <w:color w:val="0000EE"/>
-            <w:u w:val="single"/>
-          </w:rPr>
-          <w:t>26.6–7</w:t>
-        </w:r>
-      </w:hyperlink>
-      <w:r>
-        <w:rPr>
-          <w:lang w:val="pt_PT" w:bidi="pt_PT"/>
-        </w:rPr>
-        <w:t xml:space="preserve">; </w:t>
-      </w:r>
-      <w:hyperlink r:id="rId154">
-        <w:r>
-          <w:rPr>
-            <w:lang w:val="pt_PT" w:bidi="pt_PT"/>
-          </w:rPr>
-          <w:rPr>
-            <w:color w:val="0000EE"/>
-            <w:u w:val="single"/>
-          </w:rPr>
-          <w:t>28.18–19</w:t>
-        </w:r>
-      </w:hyperlink>
-      <w:r>
-        <w:rPr>
-          <w:lang w:val="pt_PT" w:bidi="pt_PT"/>
-        </w:rPr>
-        <w:t xml:space="preserve">; </w:t>
-      </w:r>
-      <w:hyperlink r:id="rId155">
-        <w:r>
-          <w:rPr>
-            <w:lang w:val="pt_PT" w:bidi="pt_PT"/>
-          </w:rPr>
-          <w:rPr>
-            <w:color w:val="0000EE"/>
-            <w:u w:val="single"/>
-          </w:rPr>
-          <w:t>Is 2.6</w:t>
-        </w:r>
-      </w:hyperlink>
-      <w:r>
-        <w:rPr>
-          <w:lang w:val="pt_PT" w:bidi="pt_PT"/>
-        </w:rPr>
-        <w:t xml:space="preserve">; </w:t>
-      </w:r>
-      <w:hyperlink r:id="rId144">
-        <w:r>
-          <w:rPr>
-            <w:lang w:val="pt_PT" w:bidi="pt_PT"/>
-          </w:rPr>
-          <w:rPr>
-            <w:color w:val="0000EE"/>
-            <w:u w:val="single"/>
-          </w:rPr>
-          <w:t>Ezequiel 25.15–17</w:t>
-        </w:r>
-      </w:hyperlink>
-      <w:r>
-        <w:rPr>
-          <w:lang w:val="pt_PT" w:bidi="pt_PT"/>
-        </w:rPr>
-        <w:t xml:space="preserve">; </w:t>
-      </w:r>
-      <w:hyperlink r:id="rId145">
-        <w:r>
-          <w:rPr>
-            <w:lang w:val="pt_PT" w:bidi="pt_PT"/>
-          </w:rPr>
-          <w:rPr>
-            <w:color w:val="0000EE"/>
-            <w:u w:val="single"/>
-          </w:rPr>
-          <w:t>Amós 1.6–8</w:t>
-        </w:r>
-      </w:hyperlink>
-      <w:r>
-        <w:rPr>
-          <w:lang w:val="pt_PT" w:bidi="pt_PT"/>
-        </w:rPr>
-        <w:t xml:space="preserve">; </w:t>
-      </w:r>
-      <w:hyperlink r:id="rId156">
-        <w:r>
-          <w:rPr>
-            <w:lang w:val="pt_PT" w:bidi="pt_PT"/>
-          </w:rPr>
-          <w:rPr>
-            <w:color w:val="0000EE"/>
-            <w:u w:val="single"/>
-          </w:rPr>
-          <w:t>9.7</w:t>
-        </w:r>
-      </w:hyperlink>
+      <w:r>
+        <w:rPr>
+          <w:lang w:val="pt_PT" w:bidi="pt_PT"/>
+        </w:rPr>
+        <w:t>26–28</w:t>
+      </w:r>
+      <w:r>
+        <w:rPr>
+          <w:lang w:val="pt_PT" w:bidi="pt_PT"/>
+        </w:rPr>
+        <w:t xml:space="preserve">; </w:t>
+      </w:r>
+      <w:r>
+        <w:rPr>
+          <w:lang w:val="pt_PT" w:bidi="pt_PT"/>
+        </w:rPr>
+        <w:t>31.1–10</w:t>
+      </w:r>
+      <w:r>
+        <w:rPr>
+          <w:lang w:val="pt_PT" w:bidi="pt_PT"/>
+        </w:rPr>
+        <w:t xml:space="preserve">; </w:t>
+      </w:r>
+      <w:r>
+        <w:rPr>
+          <w:lang w:val="pt_PT" w:bidi="pt_PT"/>
+        </w:rPr>
+        <w:t>2 Samuel 5.17–25</w:t>
+      </w:r>
+      <w:r>
+        <w:rPr>
+          <w:lang w:val="pt_PT" w:bidi="pt_PT"/>
+        </w:rPr>
+        <w:t xml:space="preserve">; </w:t>
+      </w:r>
+      <w:r>
+        <w:rPr>
+          <w:lang w:val="pt_PT" w:bidi="pt_PT"/>
+        </w:rPr>
+        <w:t>8.1</w:t>
+      </w:r>
+      <w:r>
+        <w:rPr>
+          <w:lang w:val="pt_PT" w:bidi="pt_PT"/>
+        </w:rPr>
+        <w:t xml:space="preserve">; </w:t>
+      </w:r>
+      <w:r>
+        <w:rPr>
+          <w:lang w:val="pt_PT" w:bidi="pt_PT"/>
+        </w:rPr>
+        <w:t>21.15–22</w:t>
+      </w:r>
+      <w:r>
+        <w:rPr>
+          <w:lang w:val="pt_PT" w:bidi="pt_PT"/>
+        </w:rPr>
+        <w:t xml:space="preserve">; </w:t>
+      </w:r>
+      <w:r>
+        <w:rPr>
+          <w:lang w:val="pt_PT" w:bidi="pt_PT"/>
+        </w:rPr>
+        <w:t>2 Reis 18.8</w:t>
+      </w:r>
+      <w:r>
+        <w:rPr>
+          <w:lang w:val="pt_PT" w:bidi="pt_PT"/>
+        </w:rPr>
+        <w:t xml:space="preserve">; </w:t>
+      </w:r>
+      <w:r>
+        <w:rPr>
+          <w:lang w:val="pt_PT" w:bidi="pt_PT"/>
+        </w:rPr>
+        <w:t>2 Crônicas 17.10–11</w:t>
+      </w:r>
+      <w:r>
+        <w:rPr>
+          <w:lang w:val="pt_PT" w:bidi="pt_PT"/>
+        </w:rPr>
+        <w:t xml:space="preserve">; </w:t>
+      </w:r>
+      <w:r>
+        <w:rPr>
+          <w:lang w:val="pt_PT" w:bidi="pt_PT"/>
+        </w:rPr>
+        <w:t>21.16–17</w:t>
+      </w:r>
+      <w:r>
+        <w:rPr>
+          <w:lang w:val="pt_PT" w:bidi="pt_PT"/>
+        </w:rPr>
+        <w:t xml:space="preserve">; </w:t>
+      </w:r>
+      <w:r>
+        <w:rPr>
+          <w:lang w:val="pt_PT" w:bidi="pt_PT"/>
+        </w:rPr>
+        <w:t>26.6–7</w:t>
+      </w:r>
+      <w:r>
+        <w:rPr>
+          <w:lang w:val="pt_PT" w:bidi="pt_PT"/>
+        </w:rPr>
+        <w:t xml:space="preserve">; </w:t>
+      </w:r>
+      <w:r>
+        <w:rPr>
+          <w:lang w:val="pt_PT" w:bidi="pt_PT"/>
+        </w:rPr>
+        <w:t>28.18–19</w:t>
+      </w:r>
+      <w:r>
+        <w:rPr>
+          <w:lang w:val="pt_PT" w:bidi="pt_PT"/>
+        </w:rPr>
+        <w:t xml:space="preserve">; </w:t>
+      </w:r>
+      <w:r>
+        <w:rPr>
+          <w:lang w:val="pt_PT" w:bidi="pt_PT"/>
+        </w:rPr>
+        <w:t>Is 2.6</w:t>
+      </w:r>
+      <w:r>
+        <w:rPr>
+          <w:lang w:val="pt_PT" w:bidi="pt_PT"/>
+        </w:rPr>
+        <w:t xml:space="preserve">; </w:t>
+      </w:r>
+      <w:r>
+        <w:rPr>
+          <w:lang w:val="pt_PT" w:bidi="pt_PT"/>
+        </w:rPr>
+        <w:t>Ezequiel 25.15–17</w:t>
+      </w:r>
+      <w:r>
+        <w:rPr>
+          <w:lang w:val="pt_PT" w:bidi="pt_PT"/>
+        </w:rPr>
+        <w:t xml:space="preserve">; </w:t>
+      </w:r>
+      <w:r>
+        <w:rPr>
+          <w:lang w:val="pt_PT" w:bidi="pt_PT"/>
+        </w:rPr>
+        <w:t>Amós 1.6–8</w:t>
+      </w:r>
+      <w:r>
+        <w:rPr>
+          <w:lang w:val="pt_PT" w:bidi="pt_PT"/>
+        </w:rPr>
+        <w:t xml:space="preserve">; </w:t>
+      </w:r>
+      <w:r>
+        <w:rPr>
+          <w:lang w:val="pt_PT" w:bidi="pt_PT"/>
+        </w:rPr>
+        <w:t>9.7</w:t>
+      </w:r>
       <w:r>
         <w:rPr>
           <w:lang w:val="pt_PT" w:bidi="pt_PT"/>
@@ -4117,18 +3127,12 @@
         </w:rPr>
         <w:t xml:space="preserve">Filipe II da Macedônia queria construir um império. Ele derrotou Atenas e Tebas em 338 a.C. e uniu a Grécia sob o Império Macedônio. Após o assassinato de Filipe em 336 a.C., seu filho Alexandre tornou-se o governante. Em 335 a.C., Alexandre destruiu Tebas, que havia se rebelado. Ele então rapidamente conquistou Babilônia e a Pérsia (veja </w:t>
       </w:r>
-      <w:hyperlink r:id="rId157">
-        <w:r>
-          <w:rPr>
-            <w:lang w:val="pt_PT" w:bidi="pt_PT"/>
-          </w:rPr>
-          <w:rPr>
-            <w:color w:val="0000EE"/>
-            <w:u w:val="single"/>
-          </w:rPr>
-          <w:t>Dn 8.5–8</w:t>
-        </w:r>
-      </w:hyperlink>
+      <w:r>
+        <w:rPr>
+          <w:lang w:val="pt_PT" w:bidi="pt_PT"/>
+        </w:rPr>
+        <w:t>Dn 8.5–8</w:t>
+      </w:r>
       <w:r>
         <w:rPr>
           <w:lang w:val="pt_PT" w:bidi="pt_PT"/>
@@ -4255,18 +3259,12 @@
           <w:lang w:val="pt_PT" w:bidi="pt_PT"/>
         </w:rPr>
       </w:r>
-      <w:hyperlink r:id="rId157">
-        <w:r>
-          <w:rPr>
-            <w:lang w:val="pt_PT" w:bidi="pt_PT"/>
-          </w:rPr>
-          <w:rPr>
-            <w:color w:val="0000EE"/>
-            <w:u w:val="single"/>
-          </w:rPr>
-          <w:t>Deuteronômio 8.5–8</w:t>
-        </w:r>
-      </w:hyperlink>
+      <w:r>
+        <w:rPr>
+          <w:lang w:val="pt_PT" w:bidi="pt_PT"/>
+        </w:rPr>
+        <w:t>Deuteronômio 8.5–8</w:t>
+      </w:r>
       <w:r>
         <w:rPr>
           <w:lang w:val="pt_PT" w:bidi="pt_PT"/>
@@ -4376,18 +3374,12 @@
         </w:rPr>
         <w:t xml:space="preserve">Ciro II derrotou seu avô, Astíages da Média, em 549 a.C. Ele estabeleceu Ecbátana na Média como sua capital e montou seus arquivos lá (veja </w:t>
       </w:r>
-      <w:hyperlink r:id="rId158">
-        <w:r>
-          <w:rPr>
-            <w:lang w:val="pt_PT" w:bidi="pt_PT"/>
-          </w:rPr>
-          <w:rPr>
-            <w:color w:val="0000EE"/>
-            <w:u w:val="single"/>
-          </w:rPr>
-          <w:t>Ed 6.1–5</w:t>
-        </w:r>
-      </w:hyperlink>
+      <w:r>
+        <w:rPr>
+          <w:lang w:val="pt_PT" w:bidi="pt_PT"/>
+        </w:rPr>
+        <w:t>Ed 6.1–5</w:t>
+      </w:r>
       <w:r>
         <w:rPr>
           <w:lang w:val="pt_PT" w:bidi="pt_PT"/>
@@ -4408,18 +3400,12 @@
         </w:rPr>
         <w:t xml:space="preserve">Ciro demonstrou bondade e generosidade para com os inimigos derrotados. Como um líder militar habilidoso, ele invadiu a Ásia Menor, derrotou Creso, o rei da Lídia, e controlou as cidades gregas na região. Em 539 a.C., ele capturou Babilônia com quase nenhuma resistência e permitiu que os exilados retornassem para casa para reconstruir seus templos (veja </w:t>
       </w:r>
-      <w:hyperlink r:id="rId159">
-        <w:r>
-          <w:rPr>
-            <w:lang w:val="pt_PT" w:bidi="pt_PT"/>
-          </w:rPr>
-          <w:rPr>
-            <w:color w:val="0000EE"/>
-            <w:u w:val="single"/>
-          </w:rPr>
-          <w:t>Ed 1.1–4</w:t>
-        </w:r>
-      </w:hyperlink>
+      <w:r>
+        <w:rPr>
+          <w:lang w:val="pt_PT" w:bidi="pt_PT"/>
+        </w:rPr>
+        <w:t>Ed 1.1–4</w:t>
+      </w:r>
       <w:r>
         <w:rPr>
           <w:lang w:val="pt_PT" w:bidi="pt_PT"/>
@@ -4521,18 +3507,12 @@
         </w:rPr>
         <w:t xml:space="preserve">A primeira menção da Pérsia na história de Israel está em </w:t>
       </w:r>
-      <w:hyperlink r:id="rId160">
-        <w:r>
-          <w:rPr>
-            <w:lang w:val="pt_PT" w:bidi="pt_PT"/>
-          </w:rPr>
-          <w:rPr>
-            <w:color w:val="0000EE"/>
-            <w:u w:val="single"/>
-          </w:rPr>
-          <w:t>Is 44.28–45.13</w:t>
-        </w:r>
-      </w:hyperlink>
+      <w:r>
+        <w:rPr>
+          <w:lang w:val="pt_PT" w:bidi="pt_PT"/>
+        </w:rPr>
+        <w:t>Is 44.28–45.13</w:t>
+      </w:r>
       <w:r>
         <w:rPr>
           <w:lang w:val="pt_PT" w:bidi="pt_PT"/>
@@ -4562,18 +3542,12 @@
           <w:lang w:val="pt_PT" w:bidi="pt_PT"/>
         </w:rPr>
       </w:r>
-      <w:hyperlink r:id="rId161">
-        <w:r>
-          <w:rPr>
-            <w:lang w:val="pt_PT" w:bidi="pt_PT"/>
-          </w:rPr>
-          <w:rPr>
-            <w:color w:val="0000EE"/>
-            <w:u w:val="single"/>
-          </w:rPr>
-          <w:t>Esdras 4.5–7</w:t>
-        </w:r>
-      </w:hyperlink>
+      <w:r>
+        <w:rPr>
+          <w:lang w:val="pt_PT" w:bidi="pt_PT"/>
+        </w:rPr>
+        <w:t>Esdras 4.5–7</w:t>
+      </w:r>
       <w:r>
         <w:rPr>
           <w:lang w:val="pt_PT" w:bidi="pt_PT"/>
@@ -4622,36 +3596,24 @@
         </w:rPr>
         <w:t>Os saduceus eram um importante grupo judaico composto por sacerdotes e suas famílias. Eles se diferenciavam dos fariseus, outro grupo judaico, porque os fariseus eram pessoas comuns ("leigas") que não eram sacerdotes. Provavelmente, eles viviam perto de Jerusalém e controlavam o sistema do templo (</w:t>
       </w:r>
-      <w:hyperlink r:id="rId162">
-        <w:r>
-          <w:rPr>
-            <w:lang w:val="pt_PT" w:bidi="pt_PT"/>
-          </w:rPr>
-          <w:rPr>
-            <w:color w:val="0000EE"/>
-            <w:u w:val="single"/>
-          </w:rPr>
-          <w:t>At 4.1–2</w:t>
-        </w:r>
-      </w:hyperlink>
-      <w:r>
-        <w:rPr>
-          <w:lang w:val="pt_PT" w:bidi="pt_PT"/>
-        </w:rPr>
-        <w:t xml:space="preserve">; </w:t>
-      </w:r>
-      <w:hyperlink r:id="rId163">
-        <w:r>
-          <w:rPr>
-            <w:lang w:val="pt_PT" w:bidi="pt_PT"/>
-          </w:rPr>
-          <w:rPr>
-            <w:color w:val="0000EE"/>
-            <w:u w:val="single"/>
-          </w:rPr>
-          <w:t>5.17</w:t>
-        </w:r>
-      </w:hyperlink>
+      <w:r>
+        <w:rPr>
+          <w:lang w:val="pt_PT" w:bidi="pt_PT"/>
+        </w:rPr>
+        <w:t>At 4.1–2</w:t>
+      </w:r>
+      <w:r>
+        <w:rPr>
+          <w:lang w:val="pt_PT" w:bidi="pt_PT"/>
+        </w:rPr>
+        <w:t xml:space="preserve">; </w:t>
+      </w:r>
+      <w:r>
+        <w:rPr>
+          <w:lang w:val="pt_PT" w:bidi="pt_PT"/>
+        </w:rPr>
+        <w:t>5.17</w:t>
+      </w:r>
       <w:r>
         <w:rPr>
           <w:lang w:val="pt_PT" w:bidi="pt_PT"/>
@@ -4737,72 +3699,48 @@
         </w:rPr>
         <w:t xml:space="preserve"> o sumo sacerdote durante os reinados do Rei Davi e do Rei Salomão (</w:t>
       </w:r>
-      <w:hyperlink r:id="rId164">
-        <w:r>
-          <w:rPr>
-            <w:lang w:val="pt_PT" w:bidi="pt_PT"/>
-          </w:rPr>
-          <w:rPr>
-            <w:color w:val="0000EE"/>
-            <w:u w:val="single"/>
-          </w:rPr>
-          <w:t>2Sm 8.17</w:t>
-        </w:r>
-      </w:hyperlink>
-      <w:r>
-        <w:rPr>
-          <w:lang w:val="pt_PT" w:bidi="pt_PT"/>
-        </w:rPr>
-        <w:t xml:space="preserve">; </w:t>
-      </w:r>
-      <w:hyperlink r:id="rId165">
-        <w:r>
-          <w:rPr>
-            <w:lang w:val="pt_PT" w:bidi="pt_PT"/>
-          </w:rPr>
-          <w:rPr>
-            <w:color w:val="0000EE"/>
-            <w:u w:val="single"/>
-          </w:rPr>
-          <w:t>15.24</w:t>
-        </w:r>
-      </w:hyperlink>
-      <w:r>
-        <w:rPr>
-          <w:lang w:val="pt_PT" w:bidi="pt_PT"/>
-        </w:rPr>
-        <w:t xml:space="preserve">; </w:t>
-      </w:r>
-      <w:hyperlink r:id="rId166">
-        <w:r>
-          <w:rPr>
-            <w:lang w:val="pt_PT" w:bidi="pt_PT"/>
-          </w:rPr>
-          <w:rPr>
-            <w:color w:val="0000EE"/>
-            <w:u w:val="single"/>
-          </w:rPr>
-          <w:t>1Rs 1.8</w:t>
-        </w:r>
-      </w:hyperlink>
+      <w:r>
+        <w:rPr>
+          <w:lang w:val="pt_PT" w:bidi="pt_PT"/>
+        </w:rPr>
+        <w:t>2Sm 8.17</w:t>
+      </w:r>
+      <w:r>
+        <w:rPr>
+          <w:lang w:val="pt_PT" w:bidi="pt_PT"/>
+        </w:rPr>
+        <w:t xml:space="preserve">; </w:t>
+      </w:r>
+      <w:r>
+        <w:rPr>
+          <w:lang w:val="pt_PT" w:bidi="pt_PT"/>
+        </w:rPr>
+        <w:t>15.24</w:t>
+      </w:r>
+      <w:r>
+        <w:rPr>
+          <w:lang w:val="pt_PT" w:bidi="pt_PT"/>
+        </w:rPr>
+        <w:t xml:space="preserve">; </w:t>
+      </w:r>
+      <w:r>
+        <w:rPr>
+          <w:lang w:val="pt_PT" w:bidi="pt_PT"/>
+        </w:rPr>
+        <w:t>1Rs 1.8</w:t>
+      </w:r>
       <w:r>
         <w:rPr>
           <w:lang w:val="pt_PT" w:bidi="pt_PT"/>
         </w:rPr>
         <w:t>;</w:t>
       </w:r>
-      <w:hyperlink r:id="rId167">
-        <w:r>
-          <w:rPr>
-            <w:lang w:val="pt_PT" w:bidi="pt_PT"/>
-          </w:rPr>
-          <w:rPr>
-            <w:color w:val="0000EE"/>
-            <w:u w:val="single"/>
-          </w:rPr>
-          <w:t xml:space="preserve"> 32–48</w:t>
-        </w:r>
-      </w:hyperlink>
+      <w:r>
+        <w:rPr>
+          <w:lang w:val="pt_PT" w:bidi="pt_PT"/>
+        </w:rPr>
+        <w:t xml:space="preserve"> 32–48</w:t>
+      </w:r>
       <w:r>
         <w:rPr>
           <w:lang w:val="pt_PT" w:bidi="pt_PT"/>
@@ -4836,36 +3774,24 @@
         </w:rPr>
         <w:t>Suas visões sobre Deus frequentemente diferem das dos fariseus (</w:t>
       </w:r>
-      <w:hyperlink r:id="rId168">
-        <w:r>
-          <w:rPr>
-            <w:lang w:val="pt_PT" w:bidi="pt_PT"/>
-          </w:rPr>
-          <w:rPr>
-            <w:color w:val="0000EE"/>
-            <w:u w:val="single"/>
-          </w:rPr>
-          <w:t>At 23.8</w:t>
-        </w:r>
-      </w:hyperlink>
+      <w:r>
+        <w:rPr>
+          <w:lang w:val="pt_PT" w:bidi="pt_PT"/>
+        </w:rPr>
+        <w:t>At 23.8</w:t>
+      </w:r>
       <w:r>
         <w:rPr>
           <w:lang w:val="pt_PT" w:bidi="pt_PT"/>
         </w:rPr>
         <w:t xml:space="preserve">; veja também </w:t>
       </w:r>
-      <w:hyperlink r:id="rId162">
-        <w:r>
-          <w:rPr>
-            <w:lang w:val="pt_PT" w:bidi="pt_PT"/>
-          </w:rPr>
-          <w:rPr>
-            <w:color w:val="0000EE"/>
-            <w:u w:val="single"/>
-          </w:rPr>
-          <w:t>At 4.1–2</w:t>
-        </w:r>
-      </w:hyperlink>
+      <w:r>
+        <w:rPr>
+          <w:lang w:val="pt_PT" w:bidi="pt_PT"/>
+        </w:rPr>
+        <w:t>At 4.1–2</w:t>
+      </w:r>
       <w:r>
         <w:rPr>
           <w:lang w:val="pt_PT" w:bidi="pt_PT"/>
@@ -4890,18 +3816,12 @@
         </w:rPr>
         <w:t xml:space="preserve">a ressurreição dos mortos (veja </w:t>
       </w:r>
-      <w:hyperlink r:id="rId169">
-        <w:r>
-          <w:rPr>
-            <w:lang w:val="pt_PT" w:bidi="pt_PT"/>
-          </w:rPr>
-          <w:rPr>
-            <w:color w:val="0000EE"/>
-            <w:u w:val="single"/>
-          </w:rPr>
-          <w:t>Mt 22.23–33</w:t>
-        </w:r>
-      </w:hyperlink>
+      <w:r>
+        <w:rPr>
+          <w:lang w:val="pt_PT" w:bidi="pt_PT"/>
+        </w:rPr>
+        <w:t>Mt 22.23–33</w:t>
+      </w:r>
       <w:r>
         <w:rPr>
           <w:lang w:val="pt_PT" w:bidi="pt_PT"/>
@@ -4926,18 +3846,12 @@
         </w:rPr>
         <w:t xml:space="preserve">seres angelicais (veja </w:t>
       </w:r>
-      <w:hyperlink r:id="rId168">
-        <w:r>
-          <w:rPr>
-            <w:lang w:val="pt_PT" w:bidi="pt_PT"/>
-          </w:rPr>
-          <w:rPr>
-            <w:color w:val="0000EE"/>
-            <w:u w:val="single"/>
-          </w:rPr>
-          <w:t>At 23.8</w:t>
-        </w:r>
-      </w:hyperlink>
+      <w:r>
+        <w:rPr>
+          <w:lang w:val="pt_PT" w:bidi="pt_PT"/>
+        </w:rPr>
+        <w:t>At 23.8</w:t>
+      </w:r>
       <w:r>
         <w:rPr>
           <w:lang w:val="pt_PT" w:bidi="pt_PT"/>
@@ -4976,18 +3890,12 @@
         </w:rPr>
         <w:t>No entanto, os fariseus acreditavam fortemente na ressurreição (voltar à vida após a morte). Eles até apoiaram Paulo contra os saduceus quando ele estava sendo julgado por perturbar o templo (</w:t>
       </w:r>
-      <w:hyperlink r:id="rId122">
-        <w:r>
-          <w:rPr>
-            <w:lang w:val="pt_PT" w:bidi="pt_PT"/>
-          </w:rPr>
-          <w:rPr>
-            <w:color w:val="0000EE"/>
-            <w:u w:val="single"/>
-          </w:rPr>
-          <w:t>At 23.6–10</w:t>
-        </w:r>
-      </w:hyperlink>
+      <w:r>
+        <w:rPr>
+          <w:lang w:val="pt_PT" w:bidi="pt_PT"/>
+        </w:rPr>
+        <w:t>At 23.6–10</w:t>
+      </w:r>
       <w:r>
         <w:rPr>
           <w:lang w:val="pt_PT" w:bidi="pt_PT"/>
@@ -5045,144 +3953,96 @@
           <w:lang w:val="pt_PT" w:bidi="pt_PT"/>
         </w:rPr>
       </w:r>
-      <w:hyperlink r:id="rId73">
-        <w:r>
-          <w:rPr>
-            <w:lang w:val="pt_PT" w:bidi="pt_PT"/>
-          </w:rPr>
-          <w:rPr>
-            <w:color w:val="0000EE"/>
-            <w:u w:val="single"/>
-          </w:rPr>
-          <w:t>Mateus 3.7</w:t>
-        </w:r>
-      </w:hyperlink>
-      <w:r>
-        <w:rPr>
-          <w:lang w:val="pt_PT" w:bidi="pt_PT"/>
-        </w:rPr>
-        <w:t xml:space="preserve">; </w:t>
-      </w:r>
-      <w:hyperlink r:id="rId81">
-        <w:r>
-          <w:rPr>
-            <w:lang w:val="pt_PT" w:bidi="pt_PT"/>
-          </w:rPr>
-          <w:rPr>
-            <w:color w:val="0000EE"/>
-            <w:u w:val="single"/>
-          </w:rPr>
-          <w:t>16.1–12</w:t>
-        </w:r>
-      </w:hyperlink>
-      <w:r>
-        <w:rPr>
-          <w:lang w:val="pt_PT" w:bidi="pt_PT"/>
-        </w:rPr>
-        <w:t xml:space="preserve">; </w:t>
-      </w:r>
-      <w:hyperlink r:id="rId169">
-        <w:r>
-          <w:rPr>
-            <w:lang w:val="pt_PT" w:bidi="pt_PT"/>
-          </w:rPr>
-          <w:rPr>
-            <w:color w:val="0000EE"/>
-            <w:u w:val="single"/>
-          </w:rPr>
-          <w:t>22.23–33</w:t>
-        </w:r>
-      </w:hyperlink>
-      <w:r>
-        <w:rPr>
-          <w:lang w:val="pt_PT" w:bidi="pt_PT"/>
-        </w:rPr>
-        <w:t xml:space="preserve">; </w:t>
-      </w:r>
-      <w:hyperlink r:id="rId170">
-        <w:r>
-          <w:rPr>
-            <w:lang w:val="pt_PT" w:bidi="pt_PT"/>
-          </w:rPr>
-          <w:rPr>
-            <w:color w:val="0000EE"/>
-            <w:u w:val="single"/>
-          </w:rPr>
-          <w:t>Marcos 12.18–27</w:t>
-        </w:r>
-      </w:hyperlink>
-      <w:r>
-        <w:rPr>
-          <w:lang w:val="pt_PT" w:bidi="pt_PT"/>
-        </w:rPr>
-        <w:t xml:space="preserve">; </w:t>
-      </w:r>
-      <w:hyperlink r:id="rId171">
-        <w:r>
-          <w:rPr>
-            <w:lang w:val="pt_PT" w:bidi="pt_PT"/>
-          </w:rPr>
-          <w:rPr>
-            <w:color w:val="0000EE"/>
-            <w:u w:val="single"/>
-          </w:rPr>
-          <w:t>Lucas 20.27–40</w:t>
-        </w:r>
-      </w:hyperlink>
-      <w:r>
-        <w:rPr>
-          <w:lang w:val="pt_PT" w:bidi="pt_PT"/>
-        </w:rPr>
-        <w:t xml:space="preserve">; </w:t>
-      </w:r>
-      <w:hyperlink r:id="rId162">
-        <w:r>
-          <w:rPr>
-            <w:lang w:val="pt_PT" w:bidi="pt_PT"/>
-          </w:rPr>
-          <w:rPr>
-            <w:color w:val="0000EE"/>
-            <w:u w:val="single"/>
-          </w:rPr>
-          <w:t>Atos 4.1–2</w:t>
-        </w:r>
-      </w:hyperlink>
-      <w:r>
-        <w:rPr>
-          <w:lang w:val="pt_PT" w:bidi="pt_PT"/>
-        </w:rPr>
-        <w:t xml:space="preserve">; </w:t>
-      </w:r>
-      <w:hyperlink r:id="rId172">
-        <w:r>
-          <w:rPr>
-            <w:lang w:val="pt_PT" w:bidi="pt_PT"/>
-          </w:rPr>
-          <w:rPr>
-            <w:color w:val="0000EE"/>
-            <w:u w:val="single"/>
-          </w:rPr>
-          <w:t>5.17–18</w:t>
-        </w:r>
-      </w:hyperlink>
-      <w:r>
-        <w:rPr>
-          <w:lang w:val="pt_PT" w:bidi="pt_PT"/>
-        </w:rPr>
-        <w:t xml:space="preserve">; </w:t>
-      </w:r>
-      <w:hyperlink r:id="rId122">
-        <w:r>
-          <w:rPr>
-            <w:lang w:val="pt_PT" w:bidi="pt_PT"/>
-          </w:rPr>
-          <w:rPr>
-            <w:color w:val="0000EE"/>
-            <w:u w:val="single"/>
-          </w:rPr>
-          <w:t>23.6–10</w:t>
-        </w:r>
-      </w:hyperlink>
+      <w:r>
+        <w:rPr>
+          <w:lang w:val="pt_PT" w:bidi="pt_PT"/>
+        </w:rPr>
+        <w:t>Mateus 3.7</w:t>
+      </w:r>
+      <w:r>
+        <w:rPr>
+          <w:lang w:val="pt_PT" w:bidi="pt_PT"/>
+        </w:rPr>
+        <w:t xml:space="preserve">; </w:t>
+      </w:r>
+      <w:r>
+        <w:rPr>
+          <w:lang w:val="pt_PT" w:bidi="pt_PT"/>
+        </w:rPr>
+        <w:t>16.1–12</w:t>
+      </w:r>
+      <w:r>
+        <w:rPr>
+          <w:lang w:val="pt_PT" w:bidi="pt_PT"/>
+        </w:rPr>
+        <w:t xml:space="preserve">; </w:t>
+      </w:r>
+      <w:r>
+        <w:rPr>
+          <w:lang w:val="pt_PT" w:bidi="pt_PT"/>
+        </w:rPr>
+        <w:t>22.23–33</w:t>
+      </w:r>
+      <w:r>
+        <w:rPr>
+          <w:lang w:val="pt_PT" w:bidi="pt_PT"/>
+        </w:rPr>
+        <w:t xml:space="preserve">; </w:t>
+      </w:r>
+      <w:r>
+        <w:rPr>
+          <w:lang w:val="pt_PT" w:bidi="pt_PT"/>
+        </w:rPr>
+        <w:t>Marcos 12.18–27</w:t>
+      </w:r>
+      <w:r>
+        <w:rPr>
+          <w:lang w:val="pt_PT" w:bidi="pt_PT"/>
+        </w:rPr>
+        <w:t xml:space="preserve">; </w:t>
+      </w:r>
+      <w:r>
+        <w:rPr>
+          <w:lang w:val="pt_PT" w:bidi="pt_PT"/>
+        </w:rPr>
+        <w:t>Lucas 20.27–40</w:t>
+      </w:r>
+      <w:r>
+        <w:rPr>
+          <w:lang w:val="pt_PT" w:bidi="pt_PT"/>
+        </w:rPr>
+        <w:t xml:space="preserve">; </w:t>
+      </w:r>
+      <w:r>
+        <w:rPr>
+          <w:lang w:val="pt_PT" w:bidi="pt_PT"/>
+        </w:rPr>
+        <w:t>Atos 4.1–2</w:t>
+      </w:r>
+      <w:r>
+        <w:rPr>
+          <w:lang w:val="pt_PT" w:bidi="pt_PT"/>
+        </w:rPr>
+        <w:t xml:space="preserve">; </w:t>
+      </w:r>
+      <w:r>
+        <w:rPr>
+          <w:lang w:val="pt_PT" w:bidi="pt_PT"/>
+        </w:rPr>
+        <w:t>5.17–18</w:t>
+      </w:r>
+      <w:r>
+        <w:rPr>
+          <w:lang w:val="pt_PT" w:bidi="pt_PT"/>
+        </w:rPr>
+        <w:t xml:space="preserve">; </w:t>
+      </w:r>
+      <w:r>
+        <w:rPr>
+          <w:lang w:val="pt_PT" w:bidi="pt_PT"/>
+        </w:rPr>
+        <w:t>23.6–10</w:t>
+      </w:r>
       <w:r>
         <w:rPr>
           <w:lang w:val="pt_PT" w:bidi="pt_PT"/>
